--- a/DXClusterSpots_User_Manual.docx
+++ b/DXClusterSpots_User_Manual.docx
@@ -10674,6 +10674,1552 @@
         <w:t>Any relevant output from the terminal</w:t>
       </w:r>
     </w:p>
+    <w:p>
+      <w:r>
+        <w:br w:type="page"/>
+      </w:r>
+    </w:p>
+    <w:p>
+      <w:pPr>
+        <w:pStyle w:val="Heading1"/>
+        <w:spacing w:before="240" w:after="80"/>
+      </w:pPr>
+      <w:r>
+        <w:t>13.  Quick Reference Card</w:t>
+      </w:r>
+    </w:p>
+    <w:p>
+      <w:pPr>
+        <w:spacing w:before="0" w:after="80"/>
+      </w:pPr>
+      <w:r>
+        <w:rPr>
+          <w:rFonts w:ascii="Calibri" w:hAnsi="Calibri"/>
+          <w:sz w:val="22"/>
+        </w:rPr>
+        <w:t>Every command has a one-character alias for fast entry. Type the alias exactly as shown — the same arguments apply as for the full command name. For example, f band 20m is identical to filter band 20m.</w:t>
+      </w:r>
+    </w:p>
+    <w:tbl>
+      <w:tblPr>
+        <w:tblStyle w:val="TableGrid"/>
+        <w:tblW w:type="auto" w:w="0"/>
+        <w:tblLook w:firstColumn="1" w:firstRow="1" w:lastColumn="0" w:lastRow="0" w:noHBand="0" w:noVBand="1" w:val="04A0"/>
+      </w:tblPr>
+      <w:tblGrid>
+        <w:gridCol w:w="2351"/>
+        <w:gridCol w:w="2351"/>
+        <w:gridCol w:w="2351"/>
+        <w:gridCol w:w="2351"/>
+      </w:tblGrid>
+      <w:tr>
+        <w:tc>
+          <w:tcPr>
+            <w:tcW w:type="dxa" w:w="850"/>
+          </w:tcPr>
+          <w:p>
+            <w:pPr>
+              <w:shd w:val="clear" w:color="auto" w:fill="BDD7EE"/>
+            </w:pPr>
+            <w:r>
+              <w:rPr>
+                <w:rFonts w:ascii="Calibri" w:hAnsi="Calibri"/>
+                <w:b/>
+                <w:sz w:val="20"/>
+              </w:rPr>
+              <w:t>Alias</w:t>
+            </w:r>
+          </w:p>
+        </w:tc>
+        <w:tc>
+          <w:tcPr>
+            <w:tcW w:type="dxa" w:w="1701"/>
+          </w:tcPr>
+          <w:p>
+            <w:pPr>
+              <w:shd w:val="clear" w:color="auto" w:fill="BDD7EE"/>
+            </w:pPr>
+            <w:r>
+              <w:rPr>
+                <w:rFonts w:ascii="Calibri" w:hAnsi="Calibri"/>
+                <w:b/>
+                <w:sz w:val="20"/>
+              </w:rPr>
+              <w:t>Full command</w:t>
+            </w:r>
+          </w:p>
+        </w:tc>
+        <w:tc>
+          <w:tcPr>
+            <w:tcW w:type="dxa" w:w="2551"/>
+          </w:tcPr>
+          <w:p>
+            <w:pPr>
+              <w:shd w:val="clear" w:color="auto" w:fill="BDD7EE"/>
+            </w:pPr>
+            <w:r>
+              <w:rPr>
+                <w:rFonts w:ascii="Calibri" w:hAnsi="Calibri"/>
+                <w:b/>
+                <w:sz w:val="20"/>
+              </w:rPr>
+              <w:t>Arguments</w:t>
+            </w:r>
+          </w:p>
+        </w:tc>
+        <w:tc>
+          <w:tcPr>
+            <w:tcW w:type="dxa" w:w="3969"/>
+          </w:tcPr>
+          <w:p>
+            <w:pPr>
+              <w:shd w:val="clear" w:color="auto" w:fill="BDD7EE"/>
+            </w:pPr>
+            <w:r>
+              <w:rPr>
+                <w:rFonts w:ascii="Calibri" w:hAnsi="Calibri"/>
+                <w:b/>
+                <w:sz w:val="20"/>
+              </w:rPr>
+              <w:t>Description</w:t>
+            </w:r>
+          </w:p>
+        </w:tc>
+      </w:tr>
+      <w:tr>
+        <w:tc>
+          <w:tcPr>
+            <w:tcW w:type="dxa" w:w="850"/>
+          </w:tcPr>
+          <w:p>
+            <w:r>
+              <w:rPr>
+                <w:rFonts w:ascii="Courier New" w:hAnsi="Courier New"/>
+                <w:sz w:val="18"/>
+              </w:rPr>
+              <w:t>h</w:t>
+            </w:r>
+          </w:p>
+        </w:tc>
+        <w:tc>
+          <w:tcPr>
+            <w:tcW w:type="dxa" w:w="1701"/>
+          </w:tcPr>
+          <w:p>
+            <w:r>
+              <w:rPr>
+                <w:rFonts w:ascii="Courier New" w:hAnsi="Courier New"/>
+                <w:sz w:val="18"/>
+              </w:rPr>
+              <w:t>help</w:t>
+            </w:r>
+          </w:p>
+        </w:tc>
+        <w:tc>
+          <w:tcPr>
+            <w:tcW w:type="dxa" w:w="2551"/>
+          </w:tcPr>
+          <w:p>
+            <w:r>
+              <w:rPr>
+                <w:rFonts w:ascii="Courier New" w:hAnsi="Courier New"/>
+                <w:sz w:val="18"/>
+              </w:rPr>
+              <w:t>[command]</w:t>
+            </w:r>
+          </w:p>
+        </w:tc>
+        <w:tc>
+          <w:tcPr>
+            <w:tcW w:type="dxa" w:w="3969"/>
+          </w:tcPr>
+          <w:p>
+            <w:r>
+              <w:rPr>
+                <w:rFonts w:ascii="Calibri" w:hAnsi="Calibri"/>
+                <w:sz w:val="20"/>
+              </w:rPr>
+              <w:t>Show command list or detailed help</w:t>
+            </w:r>
+          </w:p>
+        </w:tc>
+      </w:tr>
+      <w:tr>
+        <w:tc>
+          <w:tcPr>
+            <w:tcW w:type="dxa" w:w="850"/>
+          </w:tcPr>
+          <w:p>
+            <w:r>
+              <w:rPr>
+                <w:rFonts w:ascii="Courier New" w:hAnsi="Courier New"/>
+                <w:sz w:val="18"/>
+              </w:rPr>
+              <w:t>c</w:t>
+            </w:r>
+          </w:p>
+        </w:tc>
+        <w:tc>
+          <w:tcPr>
+            <w:tcW w:type="dxa" w:w="1701"/>
+          </w:tcPr>
+          <w:p>
+            <w:r>
+              <w:rPr>
+                <w:rFonts w:ascii="Courier New" w:hAnsi="Courier New"/>
+                <w:sz w:val="18"/>
+              </w:rPr>
+              <w:t>connect</w:t>
+            </w:r>
+          </w:p>
+        </w:tc>
+        <w:tc>
+          <w:tcPr>
+            <w:tcW w:type="dxa" w:w="2551"/>
+          </w:tcPr>
+          <w:p>
+            <w:r>
+              <w:rPr>
+                <w:rFonts w:ascii="Courier New" w:hAnsi="Courier New"/>
+                <w:sz w:val="18"/>
+              </w:rPr>
+              <w:t>&lt;node|host&gt; [call] [port]</w:t>
+            </w:r>
+          </w:p>
+        </w:tc>
+        <w:tc>
+          <w:tcPr>
+            <w:tcW w:type="dxa" w:w="3969"/>
+          </w:tcPr>
+          <w:p>
+            <w:r>
+              <w:rPr>
+                <w:rFonts w:ascii="Calibri" w:hAnsi="Calibri"/>
+                <w:sz w:val="20"/>
+              </w:rPr>
+              <w:t>Connect to a DX cluster node</w:t>
+            </w:r>
+          </w:p>
+        </w:tc>
+      </w:tr>
+      <w:tr>
+        <w:tc>
+          <w:tcPr>
+            <w:tcW w:type="dxa" w:w="850"/>
+          </w:tcPr>
+          <w:p>
+            <w:r>
+              <w:rPr>
+                <w:rFonts w:ascii="Courier New" w:hAnsi="Courier New"/>
+                <w:sz w:val="18"/>
+              </w:rPr>
+              <w:t>d</w:t>
+            </w:r>
+          </w:p>
+        </w:tc>
+        <w:tc>
+          <w:tcPr>
+            <w:tcW w:type="dxa" w:w="1701"/>
+          </w:tcPr>
+          <w:p>
+            <w:r>
+              <w:rPr>
+                <w:rFonts w:ascii="Courier New" w:hAnsi="Courier New"/>
+                <w:sz w:val="18"/>
+              </w:rPr>
+              <w:t>disconnect</w:t>
+            </w:r>
+          </w:p>
+        </w:tc>
+        <w:tc>
+          <w:tcPr>
+            <w:tcW w:type="dxa" w:w="2551"/>
+          </w:tcPr>
+          <w:p>
+            <w:r>
+              <w:rPr>
+                <w:rFonts w:ascii="Courier New" w:hAnsi="Courier New"/>
+                <w:sz w:val="18"/>
+              </w:rPr>
+            </w:r>
+          </w:p>
+        </w:tc>
+        <w:tc>
+          <w:tcPr>
+            <w:tcW w:type="dxa" w:w="3969"/>
+          </w:tcPr>
+          <w:p>
+            <w:r>
+              <w:rPr>
+                <w:rFonts w:ascii="Calibri" w:hAnsi="Calibri"/>
+                <w:sz w:val="20"/>
+              </w:rPr>
+              <w:t>Close the current connection</w:t>
+            </w:r>
+          </w:p>
+        </w:tc>
+      </w:tr>
+      <w:tr>
+        <w:tc>
+          <w:tcPr>
+            <w:tcW w:type="dxa" w:w="850"/>
+          </w:tcPr>
+          <w:p>
+            <w:r>
+              <w:rPr>
+                <w:rFonts w:ascii="Courier New" w:hAnsi="Courier New"/>
+                <w:sz w:val="18"/>
+              </w:rPr>
+              <w:t>n</w:t>
+            </w:r>
+          </w:p>
+        </w:tc>
+        <w:tc>
+          <w:tcPr>
+            <w:tcW w:type="dxa" w:w="1701"/>
+          </w:tcPr>
+          <w:p>
+            <w:r>
+              <w:rPr>
+                <w:rFonts w:ascii="Courier New" w:hAnsi="Courier New"/>
+                <w:sz w:val="18"/>
+              </w:rPr>
+              <w:t>nodes</w:t>
+            </w:r>
+          </w:p>
+        </w:tc>
+        <w:tc>
+          <w:tcPr>
+            <w:tcW w:type="dxa" w:w="2551"/>
+          </w:tcPr>
+          <w:p>
+            <w:r>
+              <w:rPr>
+                <w:rFonts w:ascii="Courier New" w:hAnsi="Courier New"/>
+                <w:sz w:val="18"/>
+              </w:rPr>
+            </w:r>
+          </w:p>
+        </w:tc>
+        <w:tc>
+          <w:tcPr>
+            <w:tcW w:type="dxa" w:w="3969"/>
+          </w:tcPr>
+          <w:p>
+            <w:r>
+              <w:rPr>
+                <w:rFonts w:ascii="Calibri" w:hAnsi="Calibri"/>
+                <w:sz w:val="20"/>
+              </w:rPr>
+              <w:t>List all known cluster nodes</w:t>
+            </w:r>
+          </w:p>
+        </w:tc>
+      </w:tr>
+      <w:tr>
+        <w:tc>
+          <w:tcPr>
+            <w:tcW w:type="dxa" w:w="850"/>
+          </w:tcPr>
+          <w:p>
+            <w:r>
+              <w:rPr>
+                <w:rFonts w:ascii="Courier New" w:hAnsi="Courier New"/>
+                <w:sz w:val="18"/>
+              </w:rPr>
+              <w:t>b</w:t>
+            </w:r>
+          </w:p>
+        </w:tc>
+        <w:tc>
+          <w:tcPr>
+            <w:tcW w:type="dxa" w:w="1701"/>
+          </w:tcPr>
+          <w:p>
+            <w:r>
+              <w:rPr>
+                <w:rFonts w:ascii="Courier New" w:hAnsi="Courier New"/>
+                <w:sz w:val="18"/>
+              </w:rPr>
+              <w:t>bands</w:t>
+            </w:r>
+          </w:p>
+        </w:tc>
+        <w:tc>
+          <w:tcPr>
+            <w:tcW w:type="dxa" w:w="2551"/>
+          </w:tcPr>
+          <w:p>
+            <w:r>
+              <w:rPr>
+                <w:rFonts w:ascii="Courier New" w:hAnsi="Courier New"/>
+                <w:sz w:val="18"/>
+              </w:rPr>
+            </w:r>
+          </w:p>
+        </w:tc>
+        <w:tc>
+          <w:tcPr>
+            <w:tcW w:type="dxa" w:w="3969"/>
+          </w:tcPr>
+          <w:p>
+            <w:r>
+              <w:rPr>
+                <w:rFonts w:ascii="Calibri" w:hAnsi="Calibri"/>
+                <w:sz w:val="20"/>
+              </w:rPr>
+              <w:t>Show the band plan</w:t>
+            </w:r>
+          </w:p>
+        </w:tc>
+      </w:tr>
+      <w:tr>
+        <w:tc>
+          <w:tcPr>
+            <w:tcW w:type="dxa" w:w="850"/>
+          </w:tcPr>
+          <w:p>
+            <w:r>
+              <w:rPr>
+                <w:rFonts w:ascii="Courier New" w:hAnsi="Courier New"/>
+                <w:sz w:val="18"/>
+              </w:rPr>
+              <w:t>s</w:t>
+            </w:r>
+          </w:p>
+        </w:tc>
+        <w:tc>
+          <w:tcPr>
+            <w:tcW w:type="dxa" w:w="1701"/>
+          </w:tcPr>
+          <w:p>
+            <w:r>
+              <w:rPr>
+                <w:rFonts w:ascii="Courier New" w:hAnsi="Courier New"/>
+                <w:sz w:val="18"/>
+              </w:rPr>
+              <w:t>stream</w:t>
+            </w:r>
+          </w:p>
+        </w:tc>
+        <w:tc>
+          <w:tcPr>
+            <w:tcW w:type="dxa" w:w="2551"/>
+          </w:tcPr>
+          <w:p>
+            <w:r>
+              <w:rPr>
+                <w:rFonts w:ascii="Courier New" w:hAnsi="Courier New"/>
+                <w:sz w:val="18"/>
+              </w:rPr>
+              <w:t>[start|stop]</w:t>
+            </w:r>
+          </w:p>
+        </w:tc>
+        <w:tc>
+          <w:tcPr>
+            <w:tcW w:type="dxa" w:w="3969"/>
+          </w:tcPr>
+          <w:p>
+            <w:r>
+              <w:rPr>
+                <w:rFonts w:ascii="Calibri" w:hAnsi="Calibri"/>
+                <w:sz w:val="20"/>
+              </w:rPr>
+              <w:t>Toggle live spot streaming</w:t>
+            </w:r>
+          </w:p>
+        </w:tc>
+      </w:tr>
+      <w:tr>
+        <w:tc>
+          <w:tcPr>
+            <w:tcW w:type="dxa" w:w="850"/>
+          </w:tcPr>
+          <w:p>
+            <w:r>
+              <w:rPr>
+                <w:rFonts w:ascii="Courier New" w:hAnsi="Courier New"/>
+                <w:sz w:val="18"/>
+              </w:rPr>
+              <w:t>f</w:t>
+            </w:r>
+          </w:p>
+        </w:tc>
+        <w:tc>
+          <w:tcPr>
+            <w:tcW w:type="dxa" w:w="1701"/>
+          </w:tcPr>
+          <w:p>
+            <w:r>
+              <w:rPr>
+                <w:rFonts w:ascii="Courier New" w:hAnsi="Courier New"/>
+                <w:sz w:val="18"/>
+              </w:rPr>
+              <w:t>filter</w:t>
+            </w:r>
+          </w:p>
+        </w:tc>
+        <w:tc>
+          <w:tcPr>
+            <w:tcW w:type="dxa" w:w="2551"/>
+          </w:tcPr>
+          <w:p>
+            <w:r>
+              <w:rPr>
+                <w:rFonts w:ascii="Courier New" w:hAnsi="Courier New"/>
+                <w:sz w:val="18"/>
+              </w:rPr>
+              <w:t>band|mode|zone|clear|show</w:t>
+            </w:r>
+          </w:p>
+        </w:tc>
+        <w:tc>
+          <w:tcPr>
+            <w:tcW w:type="dxa" w:w="3969"/>
+          </w:tcPr>
+          <w:p>
+            <w:r>
+              <w:rPr>
+                <w:rFonts w:ascii="Calibri" w:hAnsi="Calibri"/>
+                <w:sz w:val="20"/>
+              </w:rPr>
+              <w:t>Apply or remove spot filters</w:t>
+            </w:r>
+          </w:p>
+        </w:tc>
+      </w:tr>
+      <w:tr>
+        <w:tc>
+          <w:tcPr>
+            <w:tcW w:type="dxa" w:w="850"/>
+          </w:tcPr>
+          <w:p>
+            <w:r>
+              <w:rPr>
+                <w:rFonts w:ascii="Courier New" w:hAnsi="Courier New"/>
+                <w:sz w:val="18"/>
+              </w:rPr>
+              <w:t>w</w:t>
+            </w:r>
+          </w:p>
+        </w:tc>
+        <w:tc>
+          <w:tcPr>
+            <w:tcW w:type="dxa" w:w="1701"/>
+          </w:tcPr>
+          <w:p>
+            <w:r>
+              <w:rPr>
+                <w:rFonts w:ascii="Courier New" w:hAnsi="Courier New"/>
+                <w:sz w:val="18"/>
+              </w:rPr>
+              <w:t>worked</w:t>
+            </w:r>
+          </w:p>
+        </w:tc>
+        <w:tc>
+          <w:tcPr>
+            <w:tcW w:type="dxa" w:w="2551"/>
+          </w:tcPr>
+          <w:p>
+            <w:r>
+              <w:rPr>
+                <w:rFonts w:ascii="Courier New" w:hAnsi="Courier New"/>
+                <w:sz w:val="18"/>
+              </w:rPr>
+              <w:t>&lt;prefix …&gt;</w:t>
+            </w:r>
+          </w:p>
+        </w:tc>
+        <w:tc>
+          <w:tcPr>
+            <w:tcW w:type="dxa" w:w="3969"/>
+          </w:tcPr>
+          <w:p>
+            <w:r>
+              <w:rPr>
+                <w:rFonts w:ascii="Calibri" w:hAnsi="Calibri"/>
+                <w:sz w:val="20"/>
+              </w:rPr>
+              <w:t>Mark entity as worked (dim in display)</w:t>
+            </w:r>
+          </w:p>
+        </w:tc>
+      </w:tr>
+      <w:tr>
+        <w:tc>
+          <w:tcPr>
+            <w:tcW w:type="dxa" w:w="850"/>
+          </w:tcPr>
+          <w:p>
+            <w:r>
+              <w:rPr>
+                <w:rFonts w:ascii="Courier New" w:hAnsi="Courier New"/>
+                <w:sz w:val="18"/>
+              </w:rPr>
+              <w:t>i</w:t>
+            </w:r>
+          </w:p>
+        </w:tc>
+        <w:tc>
+          <w:tcPr>
+            <w:tcW w:type="dxa" w:w="1701"/>
+          </w:tcPr>
+          <w:p>
+            <w:r>
+              <w:rPr>
+                <w:rFonts w:ascii="Courier New" w:hAnsi="Courier New"/>
+                <w:sz w:val="18"/>
+              </w:rPr>
+              <w:t>include</w:t>
+            </w:r>
+          </w:p>
+        </w:tc>
+        <w:tc>
+          <w:tcPr>
+            <w:tcW w:type="dxa" w:w="2551"/>
+          </w:tcPr>
+          <w:p>
+            <w:r>
+              <w:rPr>
+                <w:rFonts w:ascii="Courier New" w:hAnsi="Courier New"/>
+                <w:sz w:val="18"/>
+              </w:rPr>
+              <w:t>&lt;prefix …&gt;</w:t>
+            </w:r>
+          </w:p>
+        </w:tc>
+        <w:tc>
+          <w:tcPr>
+            <w:tcW w:type="dxa" w:w="3969"/>
+          </w:tcPr>
+          <w:p>
+            <w:r>
+              <w:rPr>
+                <w:rFonts w:ascii="Calibri" w:hAnsi="Calibri"/>
+                <w:sz w:val="20"/>
+              </w:rPr>
+              <w:t>Show only spots from these prefixes</w:t>
+            </w:r>
+          </w:p>
+        </w:tc>
+      </w:tr>
+      <w:tr>
+        <w:tc>
+          <w:tcPr>
+            <w:tcW w:type="dxa" w:w="850"/>
+          </w:tcPr>
+          <w:p>
+            <w:r>
+              <w:rPr>
+                <w:rFonts w:ascii="Courier New" w:hAnsi="Courier New"/>
+                <w:sz w:val="18"/>
+              </w:rPr>
+              <w:t>e</w:t>
+            </w:r>
+          </w:p>
+        </w:tc>
+        <w:tc>
+          <w:tcPr>
+            <w:tcW w:type="dxa" w:w="1701"/>
+          </w:tcPr>
+          <w:p>
+            <w:r>
+              <w:rPr>
+                <w:rFonts w:ascii="Courier New" w:hAnsi="Courier New"/>
+                <w:sz w:val="18"/>
+              </w:rPr>
+              <w:t>exclude</w:t>
+            </w:r>
+          </w:p>
+        </w:tc>
+        <w:tc>
+          <w:tcPr>
+            <w:tcW w:type="dxa" w:w="2551"/>
+          </w:tcPr>
+          <w:p>
+            <w:r>
+              <w:rPr>
+                <w:rFonts w:ascii="Courier New" w:hAnsi="Courier New"/>
+                <w:sz w:val="18"/>
+              </w:rPr>
+              <w:t>&lt;prefix …&gt;</w:t>
+            </w:r>
+          </w:p>
+        </w:tc>
+        <w:tc>
+          <w:tcPr>
+            <w:tcW w:type="dxa" w:w="3969"/>
+          </w:tcPr>
+          <w:p>
+            <w:r>
+              <w:rPr>
+                <w:rFonts w:ascii="Calibri" w:hAnsi="Calibri"/>
+                <w:sz w:val="20"/>
+              </w:rPr>
+              <w:t>Hide spots from these prefixes</w:t>
+            </w:r>
+          </w:p>
+        </w:tc>
+      </w:tr>
+      <w:tr>
+        <w:tc>
+          <w:tcPr>
+            <w:tcW w:type="dxa" w:w="850"/>
+          </w:tcPr>
+          <w:p>
+            <w:r>
+              <w:rPr>
+                <w:rFonts w:ascii="Courier New" w:hAnsi="Courier New"/>
+                <w:sz w:val="18"/>
+              </w:rPr>
+              <w:t>/</w:t>
+            </w:r>
+          </w:p>
+        </w:tc>
+        <w:tc>
+          <w:tcPr>
+            <w:tcW w:type="dxa" w:w="1701"/>
+          </w:tcPr>
+          <w:p>
+            <w:r>
+              <w:rPr>
+                <w:rFonts w:ascii="Courier New" w:hAnsi="Courier New"/>
+                <w:sz w:val="18"/>
+              </w:rPr>
+              <w:t>search</w:t>
+            </w:r>
+          </w:p>
+        </w:tc>
+        <w:tc>
+          <w:tcPr>
+            <w:tcW w:type="dxa" w:w="2551"/>
+          </w:tcPr>
+          <w:p>
+            <w:r>
+              <w:rPr>
+                <w:rFonts w:ascii="Courier New" w:hAnsi="Courier New"/>
+                <w:sz w:val="18"/>
+              </w:rPr>
+              <w:t>freq|call|prefix &lt;value&gt;</w:t>
+            </w:r>
+          </w:p>
+        </w:tc>
+        <w:tc>
+          <w:tcPr>
+            <w:tcW w:type="dxa" w:w="3969"/>
+          </w:tcPr>
+          <w:p>
+            <w:r>
+              <w:rPr>
+                <w:rFonts w:ascii="Calibri" w:hAnsi="Calibri"/>
+                <w:sz w:val="20"/>
+              </w:rPr>
+              <w:t>Search 24-hour spot log</w:t>
+            </w:r>
+          </w:p>
+        </w:tc>
+      </w:tr>
+      <w:tr>
+        <w:tc>
+          <w:tcPr>
+            <w:tcW w:type="dxa" w:w="850"/>
+          </w:tcPr>
+          <w:p>
+            <w:r>
+              <w:rPr>
+                <w:rFonts w:ascii="Courier New" w:hAnsi="Courier New"/>
+                <w:sz w:val="18"/>
+              </w:rPr>
+              <w:t>l</w:t>
+            </w:r>
+          </w:p>
+        </w:tc>
+        <w:tc>
+          <w:tcPr>
+            <w:tcW w:type="dxa" w:w="1701"/>
+          </w:tcPr>
+          <w:p>
+            <w:r>
+              <w:rPr>
+                <w:rFonts w:ascii="Courier New" w:hAnsi="Courier New"/>
+                <w:sz w:val="18"/>
+              </w:rPr>
+              <w:t>log</w:t>
+            </w:r>
+          </w:p>
+        </w:tc>
+        <w:tc>
+          <w:tcPr>
+            <w:tcW w:type="dxa" w:w="2551"/>
+          </w:tcPr>
+          <w:p>
+            <w:r>
+              <w:rPr>
+                <w:rFonts w:ascii="Courier New" w:hAnsi="Courier New"/>
+                <w:sz w:val="18"/>
+              </w:rPr>
+            </w:r>
+          </w:p>
+        </w:tc>
+        <w:tc>
+          <w:tcPr>
+            <w:tcW w:type="dxa" w:w="3969"/>
+          </w:tcPr>
+          <w:p>
+            <w:r>
+              <w:rPr>
+                <w:rFonts w:ascii="Calibri" w:hAnsi="Calibri"/>
+                <w:sz w:val="20"/>
+              </w:rPr>
+              <w:t>Show spot log statistics</w:t>
+            </w:r>
+          </w:p>
+        </w:tc>
+      </w:tr>
+      <w:tr>
+        <w:tc>
+          <w:tcPr>
+            <w:tcW w:type="dxa" w:w="850"/>
+          </w:tcPr>
+          <w:p>
+            <w:r>
+              <w:rPr>
+                <w:rFonts w:ascii="Courier New" w:hAnsi="Courier New"/>
+                <w:sz w:val="18"/>
+              </w:rPr>
+              <w:t>t</w:t>
+            </w:r>
+          </w:p>
+        </w:tc>
+        <w:tc>
+          <w:tcPr>
+            <w:tcW w:type="dxa" w:w="1701"/>
+          </w:tcPr>
+          <w:p>
+            <w:r>
+              <w:rPr>
+                <w:rFonts w:ascii="Courier New" w:hAnsi="Courier New"/>
+                <w:sz w:val="18"/>
+              </w:rPr>
+              <w:t>status</w:t>
+            </w:r>
+          </w:p>
+        </w:tc>
+        <w:tc>
+          <w:tcPr>
+            <w:tcW w:type="dxa" w:w="2551"/>
+          </w:tcPr>
+          <w:p>
+            <w:r>
+              <w:rPr>
+                <w:rFonts w:ascii="Courier New" w:hAnsi="Courier New"/>
+                <w:sz w:val="18"/>
+              </w:rPr>
+            </w:r>
+          </w:p>
+        </w:tc>
+        <w:tc>
+          <w:tcPr>
+            <w:tcW w:type="dxa" w:w="3969"/>
+          </w:tcPr>
+          <w:p>
+            <w:r>
+              <w:rPr>
+                <w:rFonts w:ascii="Calibri" w:hAnsi="Calibri"/>
+                <w:sz w:val="20"/>
+              </w:rPr>
+              <w:t>Connection and filter summary</w:t>
+            </w:r>
+          </w:p>
+        </w:tc>
+      </w:tr>
+      <w:tr>
+        <w:tc>
+          <w:tcPr>
+            <w:tcW w:type="dxa" w:w="850"/>
+          </w:tcPr>
+          <w:p>
+            <w:r>
+              <w:rPr>
+                <w:rFonts w:ascii="Courier New" w:hAnsi="Courier New"/>
+                <w:sz w:val="18"/>
+              </w:rPr>
+              <w:t>j</w:t>
+            </w:r>
+          </w:p>
+        </w:tc>
+        <w:tc>
+          <w:tcPr>
+            <w:tcW w:type="dxa" w:w="1701"/>
+          </w:tcPr>
+          <w:p>
+            <w:r>
+              <w:rPr>
+                <w:rFonts w:ascii="Courier New" w:hAnsi="Courier New"/>
+                <w:sz w:val="18"/>
+              </w:rPr>
+              <w:t>json</w:t>
+            </w:r>
+          </w:p>
+        </w:tc>
+        <w:tc>
+          <w:tcPr>
+            <w:tcW w:type="dxa" w:w="2551"/>
+          </w:tcPr>
+          <w:p>
+            <w:r>
+              <w:rPr>
+                <w:rFonts w:ascii="Courier New" w:hAnsi="Courier New"/>
+                <w:sz w:val="18"/>
+              </w:rPr>
+              <w:t>[on|off]</w:t>
+            </w:r>
+          </w:p>
+        </w:tc>
+        <w:tc>
+          <w:tcPr>
+            <w:tcW w:type="dxa" w:w="3969"/>
+          </w:tcPr>
+          <w:p>
+            <w:r>
+              <w:rPr>
+                <w:rFonts w:ascii="Calibri" w:hAnsi="Calibri"/>
+                <w:sz w:val="20"/>
+              </w:rPr>
+              <w:t>Toggle NDJSON output to stdout</w:t>
+            </w:r>
+          </w:p>
+        </w:tc>
+      </w:tr>
+      <w:tr>
+        <w:tc>
+          <w:tcPr>
+            <w:tcW w:type="dxa" w:w="850"/>
+          </w:tcPr>
+          <w:p>
+            <w:r>
+              <w:rPr>
+                <w:rFonts w:ascii="Courier New" w:hAnsi="Courier New"/>
+                <w:sz w:val="18"/>
+              </w:rPr>
+              <w:t>u</w:t>
+            </w:r>
+          </w:p>
+        </w:tc>
+        <w:tc>
+          <w:tcPr>
+            <w:tcW w:type="dxa" w:w="1701"/>
+          </w:tcPr>
+          <w:p>
+            <w:r>
+              <w:rPr>
+                <w:rFonts w:ascii="Courier New" w:hAnsi="Courier New"/>
+                <w:sz w:val="18"/>
+              </w:rPr>
+              <w:t>lookup</w:t>
+            </w:r>
+          </w:p>
+        </w:tc>
+        <w:tc>
+          <w:tcPr>
+            <w:tcW w:type="dxa" w:w="2551"/>
+          </w:tcPr>
+          <w:p>
+            <w:r>
+              <w:rPr>
+                <w:rFonts w:ascii="Courier New" w:hAnsi="Courier New"/>
+                <w:sz w:val="18"/>
+              </w:rPr>
+              <w:t>&lt;callsign|prefix&gt;</w:t>
+            </w:r>
+          </w:p>
+        </w:tc>
+        <w:tc>
+          <w:tcPr>
+            <w:tcW w:type="dxa" w:w="3969"/>
+          </w:tcPr>
+          <w:p>
+            <w:r>
+              <w:rPr>
+                <w:rFonts w:ascii="Calibri" w:hAnsi="Calibri"/>
+                <w:sz w:val="20"/>
+              </w:rPr>
+              <w:t>Offline DXCC entity lookup</w:t>
+            </w:r>
+          </w:p>
+        </w:tc>
+      </w:tr>
+      <w:tr>
+        <w:tc>
+          <w:tcPr>
+            <w:tcW w:type="dxa" w:w="850"/>
+          </w:tcPr>
+          <w:p>
+            <w:r>
+              <w:rPr>
+                <w:rFonts w:ascii="Courier New" w:hAnsi="Courier New"/>
+                <w:sz w:val="18"/>
+              </w:rPr>
+              <w:t>k</w:t>
+            </w:r>
+          </w:p>
+        </w:tc>
+        <w:tc>
+          <w:tcPr>
+            <w:tcW w:type="dxa" w:w="1701"/>
+          </w:tcPr>
+          <w:p>
+            <w:r>
+              <w:rPr>
+                <w:rFonts w:ascii="Courier New" w:hAnsi="Courier New"/>
+                <w:sz w:val="18"/>
+              </w:rPr>
+              <w:t>callbook</w:t>
+            </w:r>
+          </w:p>
+        </w:tc>
+        <w:tc>
+          <w:tcPr>
+            <w:tcW w:type="dxa" w:w="2551"/>
+          </w:tcPr>
+          <w:p>
+            <w:r>
+              <w:rPr>
+                <w:rFonts w:ascii="Courier New" w:hAnsi="Courier New"/>
+                <w:sz w:val="18"/>
+              </w:rPr>
+              <w:t>&lt;callsign&gt;</w:t>
+            </w:r>
+          </w:p>
+        </w:tc>
+        <w:tc>
+          <w:tcPr>
+            <w:tcW w:type="dxa" w:w="3969"/>
+          </w:tcPr>
+          <w:p>
+            <w:r>
+              <w:rPr>
+                <w:rFonts w:ascii="Calibri" w:hAnsi="Calibri"/>
+                <w:sz w:val="20"/>
+              </w:rPr>
+              <w:t>Full callsign lookup (QRZ/HamQTH)</w:t>
+            </w:r>
+          </w:p>
+        </w:tc>
+      </w:tr>
+      <w:tr>
+        <w:tc>
+          <w:tcPr>
+            <w:tcW w:type="dxa" w:w="850"/>
+          </w:tcPr>
+          <w:p>
+            <w:r>
+              <w:rPr>
+                <w:rFonts w:ascii="Courier New" w:hAnsi="Courier New"/>
+                <w:sz w:val="18"/>
+              </w:rPr>
+              <w:t>v</w:t>
+            </w:r>
+          </w:p>
+        </w:tc>
+        <w:tc>
+          <w:tcPr>
+            <w:tcW w:type="dxa" w:w="1701"/>
+          </w:tcPr>
+          <w:p>
+            <w:r>
+              <w:rPr>
+                <w:rFonts w:ascii="Courier New" w:hAnsi="Courier New"/>
+                <w:sz w:val="18"/>
+              </w:rPr>
+              <w:t>save</w:t>
+            </w:r>
+          </w:p>
+        </w:tc>
+        <w:tc>
+          <w:tcPr>
+            <w:tcW w:type="dxa" w:w="2551"/>
+          </w:tcPr>
+          <w:p>
+            <w:r>
+              <w:rPr>
+                <w:rFonts w:ascii="Courier New" w:hAnsi="Courier New"/>
+                <w:sz w:val="18"/>
+              </w:rPr>
+            </w:r>
+          </w:p>
+        </w:tc>
+        <w:tc>
+          <w:tcPr>
+            <w:tcW w:type="dxa" w:w="3969"/>
+          </w:tcPr>
+          <w:p>
+            <w:r>
+              <w:rPr>
+                <w:rFonts w:ascii="Calibri" w:hAnsi="Calibri"/>
+                <w:sz w:val="20"/>
+              </w:rPr>
+              <w:t>Save settings to disk now</w:t>
+            </w:r>
+          </w:p>
+        </w:tc>
+      </w:tr>
+      <w:tr>
+        <w:tc>
+          <w:tcPr>
+            <w:tcW w:type="dxa" w:w="850"/>
+          </w:tcPr>
+          <w:p>
+            <w:r>
+              <w:rPr>
+                <w:rFonts w:ascii="Courier New" w:hAnsi="Courier New"/>
+                <w:sz w:val="18"/>
+              </w:rPr>
+              <w:t>g</w:t>
+            </w:r>
+          </w:p>
+        </w:tc>
+        <w:tc>
+          <w:tcPr>
+            <w:tcW w:type="dxa" w:w="1701"/>
+          </w:tcPr>
+          <w:p>
+            <w:r>
+              <w:rPr>
+                <w:rFonts w:ascii="Courier New" w:hAnsi="Courier New"/>
+                <w:sz w:val="18"/>
+              </w:rPr>
+              <w:t>config</w:t>
+            </w:r>
+          </w:p>
+        </w:tc>
+        <w:tc>
+          <w:tcPr>
+            <w:tcW w:type="dxa" w:w="2551"/>
+          </w:tcPr>
+          <w:p>
+            <w:r>
+              <w:rPr>
+                <w:rFonts w:ascii="Courier New" w:hAnsi="Courier New"/>
+                <w:sz w:val="18"/>
+              </w:rPr>
+            </w:r>
+          </w:p>
+        </w:tc>
+        <w:tc>
+          <w:tcPr>
+            <w:tcW w:type="dxa" w:w="3969"/>
+          </w:tcPr>
+          <w:p>
+            <w:r>
+              <w:rPr>
+                <w:rFonts w:ascii="Calibri" w:hAnsi="Calibri"/>
+                <w:sz w:val="20"/>
+              </w:rPr>
+              <w:t>Show configuration file path</w:t>
+            </w:r>
+          </w:p>
+        </w:tc>
+      </w:tr>
+      <w:tr>
+        <w:tc>
+          <w:tcPr>
+            <w:tcW w:type="dxa" w:w="850"/>
+          </w:tcPr>
+          <w:p>
+            <w:r>
+              <w:rPr>
+                <w:rFonts w:ascii="Courier New" w:hAnsi="Courier New"/>
+                <w:sz w:val="18"/>
+              </w:rPr>
+              <w:t>q</w:t>
+            </w:r>
+          </w:p>
+        </w:tc>
+        <w:tc>
+          <w:tcPr>
+            <w:tcW w:type="dxa" w:w="1701"/>
+          </w:tcPr>
+          <w:p>
+            <w:r>
+              <w:rPr>
+                <w:rFonts w:ascii="Courier New" w:hAnsi="Courier New"/>
+                <w:sz w:val="18"/>
+              </w:rPr>
+              <w:t>quit</w:t>
+            </w:r>
+          </w:p>
+        </w:tc>
+        <w:tc>
+          <w:tcPr>
+            <w:tcW w:type="dxa" w:w="2551"/>
+          </w:tcPr>
+          <w:p>
+            <w:r>
+              <w:rPr>
+                <w:rFonts w:ascii="Courier New" w:hAnsi="Courier New"/>
+                <w:sz w:val="18"/>
+              </w:rPr>
+            </w:r>
+          </w:p>
+        </w:tc>
+        <w:tc>
+          <w:tcPr>
+            <w:tcW w:type="dxa" w:w="3969"/>
+          </w:tcPr>
+          <w:p>
+            <w:r>
+              <w:rPr>
+                <w:rFonts w:ascii="Calibri" w:hAnsi="Calibri"/>
+                <w:sz w:val="20"/>
+              </w:rPr>
+              <w:t>Exit the application</w:t>
+            </w:r>
+          </w:p>
+        </w:tc>
+      </w:tr>
+    </w:tbl>
+    <w:p>
+      <w:pPr>
+        <w:spacing w:before="0" w:after="80"/>
+      </w:pPr>
+    </w:p>
+    <w:p>
+      <w:pPr>
+        <w:spacing w:before="0" w:after="80"/>
+      </w:pPr>
+      <w:r>
+        <w:rPr>
+          <w:rFonts w:ascii="Calibri" w:hAnsi="Calibri"/>
+          <w:sz w:val="22"/>
+        </w:rPr>
+        <w:t>All aliases also work with help — for example, help / shows search help.</w:t>
+      </w:r>
+    </w:p>
+    <w:p>
+      <w:pPr>
+        <w:spacing w:before="0" w:after="80"/>
+      </w:pPr>
+      <w:r>
+        <w:rPr>
+          <w:rFonts w:ascii="Calibri" w:hAnsi="Calibri"/>
+          <w:sz w:val="22"/>
+        </w:rPr>
+        <w:t>Examples using aliases:</w:t>
+      </w:r>
+    </w:p>
+    <w:p>
+      <w:pPr>
+        <w:shd w:val="clear" w:color="auto" w:fill="DDEEFF"/>
+        <w:spacing w:before="40" w:after="40"/>
+        <w:ind w:left="360"/>
+      </w:pPr>
+      <w:r>
+        <w:rPr>
+          <w:rFonts w:ascii="Courier New" w:hAnsi="Courier New"/>
+          <w:sz w:val="18"/>
+        </w:rPr>
+        <w:t>c dxsummit G0ABC       # connect to DX Summit as G0ABC</w:t>
+        <w:br/>
+        <w:t>s                      # start streaming</w:t>
+        <w:br/>
+        <w:t>f band 20m             # filter to 20m only</w:t>
+        <w:br/>
+        <w:t>/ prefix EA            # search for all Spain spots</w:t>
+        <w:br/>
+        <w:t>k VK3IO                # callbook lookup for VK3IO</w:t>
+        <w:br/>
+        <w:t>u GM3WOJ               # offline DXCC lookup</w:t>
+        <w:br/>
+        <w:t>f clear                # remove all filters</w:t>
+        <w:br/>
+        <w:t>v                      # save settings</w:t>
+        <w:br/>
+        <w:t>q                      # quit</w:t>
+      </w:r>
+    </w:p>
+    <w:p>
+      <w:pPr>
+        <w:pStyle w:val="Heading2"/>
+        <w:spacing w:before="160" w:after="80"/>
+      </w:pPr>
+      <w:r>
+        <w:t>13.1  Keyboard Shortcuts</w:t>
+      </w:r>
+    </w:p>
+    <w:p>
+      <w:pPr>
+        <w:spacing w:before="0" w:after="80"/>
+      </w:pPr>
+      <w:r>
+        <w:rPr>
+          <w:rFonts w:ascii="Calibri" w:hAnsi="Calibri"/>
+          <w:sz w:val="22"/>
+        </w:rPr>
+        <w:t>In addition to command aliases, the following keyboard shortcuts work anywhere in the input field:</w:t>
+      </w:r>
+    </w:p>
+    <w:tbl>
+      <w:tblPr>
+        <w:tblStyle w:val="TableGrid"/>
+        <w:tblW w:type="auto" w:w="0"/>
+        <w:tblLook w:firstColumn="1" w:firstRow="1" w:lastColumn="0" w:lastRow="0" w:noHBand="0" w:noVBand="1" w:val="04A0"/>
+      </w:tblPr>
+      <w:tblGrid>
+        <w:gridCol w:w="4703"/>
+        <w:gridCol w:w="4703"/>
+      </w:tblGrid>
+      <w:tr>
+        <w:tc>
+          <w:tcPr>
+            <w:tcW w:type="dxa" w:w="1701"/>
+          </w:tcPr>
+          <w:p>
+            <w:pPr>
+              <w:shd w:val="clear" w:color="auto" w:fill="BDD7EE"/>
+            </w:pPr>
+            <w:r>
+              <w:rPr>
+                <w:rFonts w:ascii="Calibri" w:hAnsi="Calibri"/>
+                <w:b/>
+                <w:sz w:val="20"/>
+              </w:rPr>
+              <w:t>Key</w:t>
+            </w:r>
+          </w:p>
+        </w:tc>
+        <w:tc>
+          <w:tcPr>
+            <w:tcW w:type="dxa" w:w="7370"/>
+          </w:tcPr>
+          <w:p>
+            <w:pPr>
+              <w:shd w:val="clear" w:color="auto" w:fill="BDD7EE"/>
+            </w:pPr>
+            <w:r>
+              <w:rPr>
+                <w:rFonts w:ascii="Calibri" w:hAnsi="Calibri"/>
+                <w:b/>
+                <w:sz w:val="20"/>
+              </w:rPr>
+              <w:t>Action</w:t>
+            </w:r>
+          </w:p>
+        </w:tc>
+      </w:tr>
+      <w:tr>
+        <w:tc>
+          <w:tcPr>
+            <w:tcW w:type="dxa" w:w="1701"/>
+          </w:tcPr>
+          <w:p>
+            <w:r>
+              <w:rPr>
+                <w:rFonts w:ascii="Courier New" w:hAnsi="Courier New"/>
+                <w:sz w:val="20"/>
+              </w:rPr>
+              <w:t>Tab</w:t>
+            </w:r>
+          </w:p>
+        </w:tc>
+        <w:tc>
+          <w:tcPr>
+            <w:tcW w:type="dxa" w:w="7370"/>
+          </w:tcPr>
+          <w:p>
+            <w:r>
+              <w:rPr>
+                <w:rFonts w:ascii="Calibri" w:hAnsi="Calibri"/>
+                <w:sz w:val="20"/>
+              </w:rPr>
+              <w:t>Auto-complete the current command or argument</w:t>
+            </w:r>
+          </w:p>
+        </w:tc>
+      </w:tr>
+      <w:tr>
+        <w:tc>
+          <w:tcPr>
+            <w:tcW w:type="dxa" w:w="1701"/>
+          </w:tcPr>
+          <w:p>
+            <w:r>
+              <w:rPr>
+                <w:rFonts w:ascii="Courier New" w:hAnsi="Courier New"/>
+                <w:sz w:val="20"/>
+              </w:rPr>
+              <w:t>↑ / ↓</w:t>
+            </w:r>
+          </w:p>
+        </w:tc>
+        <w:tc>
+          <w:tcPr>
+            <w:tcW w:type="dxa" w:w="7370"/>
+          </w:tcPr>
+          <w:p>
+            <w:r>
+              <w:rPr>
+                <w:rFonts w:ascii="Calibri" w:hAnsi="Calibri"/>
+                <w:sz w:val="20"/>
+              </w:rPr>
+              <w:t>Scroll through command history</w:t>
+            </w:r>
+          </w:p>
+        </w:tc>
+      </w:tr>
+      <w:tr>
+        <w:tc>
+          <w:tcPr>
+            <w:tcW w:type="dxa" w:w="1701"/>
+          </w:tcPr>
+          <w:p>
+            <w:r>
+              <w:rPr>
+                <w:rFonts w:ascii="Courier New" w:hAnsi="Courier New"/>
+                <w:sz w:val="20"/>
+              </w:rPr>
+              <w:t>Page Up</w:t>
+            </w:r>
+          </w:p>
+        </w:tc>
+        <w:tc>
+          <w:tcPr>
+            <w:tcW w:type="dxa" w:w="7370"/>
+          </w:tcPr>
+          <w:p>
+            <w:r>
+              <w:rPr>
+                <w:rFonts w:ascii="Calibri" w:hAnsi="Calibri"/>
+                <w:sz w:val="20"/>
+              </w:rPr>
+              <w:t>Scroll the output pane up one page</w:t>
+            </w:r>
+          </w:p>
+        </w:tc>
+      </w:tr>
+      <w:tr>
+        <w:tc>
+          <w:tcPr>
+            <w:tcW w:type="dxa" w:w="1701"/>
+          </w:tcPr>
+          <w:p>
+            <w:r>
+              <w:rPr>
+                <w:rFonts w:ascii="Courier New" w:hAnsi="Courier New"/>
+                <w:sz w:val="20"/>
+              </w:rPr>
+              <w:t>Page Down</w:t>
+            </w:r>
+          </w:p>
+        </w:tc>
+        <w:tc>
+          <w:tcPr>
+            <w:tcW w:type="dxa" w:w="7370"/>
+          </w:tcPr>
+          <w:p>
+            <w:r>
+              <w:rPr>
+                <w:rFonts w:ascii="Calibri" w:hAnsi="Calibri"/>
+                <w:sz w:val="20"/>
+              </w:rPr>
+              <w:t>Scroll the output pane down one page</w:t>
+            </w:r>
+          </w:p>
+        </w:tc>
+      </w:tr>
+      <w:tr>
+        <w:tc>
+          <w:tcPr>
+            <w:tcW w:type="dxa" w:w="1701"/>
+          </w:tcPr>
+          <w:p>
+            <w:r>
+              <w:rPr>
+                <w:rFonts w:ascii="Courier New" w:hAnsi="Courier New"/>
+                <w:sz w:val="20"/>
+              </w:rPr>
+              <w:t>Escape</w:t>
+            </w:r>
+          </w:p>
+        </w:tc>
+        <w:tc>
+          <w:tcPr>
+            <w:tcW w:type="dxa" w:w="7370"/>
+          </w:tcPr>
+          <w:p>
+            <w:r>
+              <w:rPr>
+                <w:rFonts w:ascii="Calibri" w:hAnsi="Calibri"/>
+                <w:sz w:val="20"/>
+              </w:rPr>
+              <w:t>Jump back to live bottom (cancel scroll)</w:t>
+            </w:r>
+          </w:p>
+        </w:tc>
+      </w:tr>
+      <w:tr>
+        <w:tc>
+          <w:tcPr>
+            <w:tcW w:type="dxa" w:w="1701"/>
+          </w:tcPr>
+          <w:p>
+            <w:r>
+              <w:rPr>
+                <w:rFonts w:ascii="Courier New" w:hAnsi="Courier New"/>
+                <w:sz w:val="20"/>
+              </w:rPr>
+              <w:t>Ctrl-D</w:t>
+            </w:r>
+          </w:p>
+        </w:tc>
+        <w:tc>
+          <w:tcPr>
+            <w:tcW w:type="dxa" w:w="7370"/>
+          </w:tcPr>
+          <w:p>
+            <w:r>
+              <w:rPr>
+                <w:rFonts w:ascii="Calibri" w:hAnsi="Calibri"/>
+                <w:sz w:val="20"/>
+              </w:rPr>
+              <w:t>Exit the application</w:t>
+            </w:r>
+          </w:p>
+        </w:tc>
+      </w:tr>
+      <w:tr>
+        <w:tc>
+          <w:tcPr>
+            <w:tcW w:type="dxa" w:w="1701"/>
+          </w:tcPr>
+          <w:p>
+            <w:r>
+              <w:rPr>
+                <w:rFonts w:ascii="Courier New" w:hAnsi="Courier New"/>
+                <w:sz w:val="20"/>
+              </w:rPr>
+              <w:t>Ctrl-C</w:t>
+            </w:r>
+          </w:p>
+        </w:tc>
+        <w:tc>
+          <w:tcPr>
+            <w:tcW w:type="dxa" w:w="7370"/>
+          </w:tcPr>
+          <w:p>
+            <w:r>
+              <w:rPr>
+                <w:rFonts w:ascii="Calibri" w:hAnsi="Calibri"/>
+                <w:sz w:val="20"/>
+              </w:rPr>
+              <w:t>Clear the current input line</w:t>
+            </w:r>
+          </w:p>
+        </w:tc>
+      </w:tr>
+    </w:tbl>
     <w:sectPr>
       <w:pgSz w:w="12240" w:h="15840"/>
       <w:pgMar w:top="1417" w:right="1417" w:bottom="1417" w:left="1417" w:header="720" w:footer="720" w:gutter="0"/>

--- a/DXClusterSpots_User_Manual.docx
+++ b/DXClusterSpots_User_Manual.docx
@@ -12220,6 +12220,1288 @@
         </w:tc>
       </w:tr>
     </w:tbl>
+    <w:p>
+      <w:pPr>
+        <w:pStyle w:val="Heading2"/>
+        <w:spacing w:before="160" w:after="80"/>
+      </w:pPr>
+      <w:r>
+        <w:t>13.2  Sub-command Short Forms</w:t>
+      </w:r>
+    </w:p>
+    <w:p>
+      <w:pPr>
+        <w:spacing w:before="0" w:after="80"/>
+      </w:pPr>
+      <w:r>
+        <w:rPr>
+          <w:rFonts w:ascii="Calibri" w:hAnsi="Calibri"/>
+          <w:sz w:val="22"/>
+        </w:rPr>
+        <w:t>In addition to the one-letter command aliases, many commands accept abbreviated sub-command tokens. These can be combined freely with the command alias to make common operations very fast.</w:t>
+      </w:r>
+    </w:p>
+    <w:p>
+      <w:pPr>
+        <w:pStyle w:val="Heading3"/>
+        <w:spacing w:before="160" w:after="80"/>
+      </w:pPr>
+      <w:r>
+        <w:t>search  /  (sub-commands: f c p)</w:t>
+      </w:r>
+    </w:p>
+    <w:tbl>
+      <w:tblPr>
+        <w:tblStyle w:val="TableGrid"/>
+        <w:tblW w:type="auto" w:w="0"/>
+        <w:tblLook w:firstColumn="1" w:firstRow="1" w:lastColumn="0" w:lastRow="0" w:noHBand="0" w:noVBand="1" w:val="04A0"/>
+      </w:tblPr>
+      <w:tblGrid>
+        <w:gridCol w:w="2351"/>
+        <w:gridCol w:w="2351"/>
+        <w:gridCol w:w="2351"/>
+        <w:gridCol w:w="2351"/>
+      </w:tblGrid>
+      <w:tr>
+        <w:tc>
+          <w:tcPr>
+            <w:tcW w:type="dxa" w:w="680"/>
+          </w:tcPr>
+          <w:p>
+            <w:pPr>
+              <w:shd w:val="clear" w:color="auto" w:fill="BDD7EE"/>
+            </w:pPr>
+            <w:r>
+              <w:rPr>
+                <w:rFonts w:ascii="Calibri" w:hAnsi="Calibri"/>
+                <w:b/>
+                <w:sz w:val="20"/>
+              </w:rPr>
+              <w:t>Short</w:t>
+            </w:r>
+          </w:p>
+        </w:tc>
+        <w:tc>
+          <w:tcPr>
+            <w:tcW w:type="dxa" w:w="1020"/>
+          </w:tcPr>
+          <w:p>
+            <w:pPr>
+              <w:shd w:val="clear" w:color="auto" w:fill="BDD7EE"/>
+            </w:pPr>
+            <w:r>
+              <w:rPr>
+                <w:rFonts w:ascii="Calibri" w:hAnsi="Calibri"/>
+                <w:b/>
+                <w:sz w:val="20"/>
+              </w:rPr>
+              <w:t>Full</w:t>
+            </w:r>
+          </w:p>
+        </w:tc>
+        <w:tc>
+          <w:tcPr>
+            <w:tcW w:type="dxa" w:w="2835"/>
+          </w:tcPr>
+          <w:p>
+            <w:pPr>
+              <w:shd w:val="clear" w:color="auto" w:fill="BDD7EE"/>
+            </w:pPr>
+            <w:r>
+              <w:rPr>
+                <w:rFonts w:ascii="Calibri" w:hAnsi="Calibri"/>
+                <w:b/>
+                <w:sz w:val="20"/>
+              </w:rPr>
+              <w:t>Example</w:t>
+            </w:r>
+          </w:p>
+        </w:tc>
+        <w:tc>
+          <w:tcPr>
+            <w:tcW w:type="dxa" w:w="4535"/>
+          </w:tcPr>
+          <w:p>
+            <w:pPr>
+              <w:shd w:val="clear" w:color="auto" w:fill="BDD7EE"/>
+            </w:pPr>
+            <w:r>
+              <w:rPr>
+                <w:rFonts w:ascii="Calibri" w:hAnsi="Calibri"/>
+                <w:b/>
+                <w:sz w:val="20"/>
+              </w:rPr>
+              <w:t>Effect</w:t>
+            </w:r>
+          </w:p>
+        </w:tc>
+      </w:tr>
+      <w:tr>
+        <w:tc>
+          <w:tcPr>
+            <w:tcW w:type="dxa" w:w="680"/>
+          </w:tcPr>
+          <w:p>
+            <w:r>
+              <w:rPr>
+                <w:rFonts w:ascii="Courier New" w:hAnsi="Courier New"/>
+                <w:sz w:val="18"/>
+              </w:rPr>
+              <w:t>f</w:t>
+            </w:r>
+          </w:p>
+        </w:tc>
+        <w:tc>
+          <w:tcPr>
+            <w:tcW w:type="dxa" w:w="1020"/>
+          </w:tcPr>
+          <w:p>
+            <w:r>
+              <w:rPr>
+                <w:rFonts w:ascii="Courier New" w:hAnsi="Courier New"/>
+                <w:sz w:val="18"/>
+              </w:rPr>
+              <w:t>freq</w:t>
+            </w:r>
+          </w:p>
+        </w:tc>
+        <w:tc>
+          <w:tcPr>
+            <w:tcW w:type="dxa" w:w="2835"/>
+          </w:tcPr>
+          <w:p>
+            <w:r>
+              <w:rPr>
+                <w:rFonts w:ascii="Courier New" w:hAnsi="Courier New"/>
+                <w:sz w:val="18"/>
+              </w:rPr>
+              <w:t>/ f 14074</w:t>
+            </w:r>
+          </w:p>
+        </w:tc>
+        <w:tc>
+          <w:tcPr>
+            <w:tcW w:type="dxa" w:w="4535"/>
+          </w:tcPr>
+          <w:p>
+            <w:r>
+              <w:rPr>
+                <w:rFonts w:ascii="Calibri" w:hAnsi="Calibri"/>
+                <w:sz w:val="20"/>
+              </w:rPr>
+              <w:t>Spots within ±5 kHz of 14074 kHz</w:t>
+            </w:r>
+          </w:p>
+        </w:tc>
+      </w:tr>
+      <w:tr>
+        <w:tc>
+          <w:tcPr>
+            <w:tcW w:type="dxa" w:w="680"/>
+          </w:tcPr>
+          <w:p>
+            <w:r>
+              <w:rPr>
+                <w:rFonts w:ascii="Courier New" w:hAnsi="Courier New"/>
+                <w:sz w:val="18"/>
+              </w:rPr>
+              <w:t>c</w:t>
+            </w:r>
+          </w:p>
+        </w:tc>
+        <w:tc>
+          <w:tcPr>
+            <w:tcW w:type="dxa" w:w="1020"/>
+          </w:tcPr>
+          <w:p>
+            <w:r>
+              <w:rPr>
+                <w:rFonts w:ascii="Courier New" w:hAnsi="Courier New"/>
+                <w:sz w:val="18"/>
+              </w:rPr>
+              <w:t>call</w:t>
+            </w:r>
+          </w:p>
+        </w:tc>
+        <w:tc>
+          <w:tcPr>
+            <w:tcW w:type="dxa" w:w="2835"/>
+          </w:tcPr>
+          <w:p>
+            <w:r>
+              <w:rPr>
+                <w:rFonts w:ascii="Courier New" w:hAnsi="Courier New"/>
+                <w:sz w:val="18"/>
+              </w:rPr>
+              <w:t>/ c G3SXW</w:t>
+            </w:r>
+          </w:p>
+        </w:tc>
+        <w:tc>
+          <w:tcPr>
+            <w:tcW w:type="dxa" w:w="4535"/>
+          </w:tcPr>
+          <w:p>
+            <w:r>
+              <w:rPr>
+                <w:rFonts w:ascii="Calibri" w:hAnsi="Calibri"/>
+                <w:sz w:val="20"/>
+              </w:rPr>
+              <w:t>Spots where DX callsign matches G3SXW</w:t>
+            </w:r>
+          </w:p>
+        </w:tc>
+      </w:tr>
+      <w:tr>
+        <w:tc>
+          <w:tcPr>
+            <w:tcW w:type="dxa" w:w="680"/>
+          </w:tcPr>
+          <w:p>
+            <w:r>
+              <w:rPr>
+                <w:rFonts w:ascii="Courier New" w:hAnsi="Courier New"/>
+                <w:sz w:val="18"/>
+              </w:rPr>
+              <w:t>p</w:t>
+            </w:r>
+          </w:p>
+        </w:tc>
+        <w:tc>
+          <w:tcPr>
+            <w:tcW w:type="dxa" w:w="1020"/>
+          </w:tcPr>
+          <w:p>
+            <w:r>
+              <w:rPr>
+                <w:rFonts w:ascii="Courier New" w:hAnsi="Courier New"/>
+                <w:sz w:val="18"/>
+              </w:rPr>
+              <w:t>prefix</w:t>
+            </w:r>
+          </w:p>
+        </w:tc>
+        <w:tc>
+          <w:tcPr>
+            <w:tcW w:type="dxa" w:w="2835"/>
+          </w:tcPr>
+          <w:p>
+            <w:r>
+              <w:rPr>
+                <w:rFonts w:ascii="Courier New" w:hAnsi="Courier New"/>
+                <w:sz w:val="18"/>
+              </w:rPr>
+              <w:t>/ p VK</w:t>
+            </w:r>
+          </w:p>
+        </w:tc>
+        <w:tc>
+          <w:tcPr>
+            <w:tcW w:type="dxa" w:w="4535"/>
+          </w:tcPr>
+          <w:p>
+            <w:r>
+              <w:rPr>
+                <w:rFonts w:ascii="Calibri" w:hAnsi="Calibri"/>
+                <w:sz w:val="20"/>
+              </w:rPr>
+              <w:t>All spots from the same DXCC entity as VK</w:t>
+            </w:r>
+          </w:p>
+        </w:tc>
+      </w:tr>
+    </w:tbl>
+    <w:p>
+      <w:pPr>
+        <w:spacing w:before="0" w:after="80"/>
+      </w:pPr>
+    </w:p>
+    <w:p>
+      <w:pPr>
+        <w:pStyle w:val="Heading3"/>
+        <w:spacing w:before="160" w:after="80"/>
+      </w:pPr>
+      <w:r>
+        <w:t>filter  f  (sub-commands: b m z d s c  and deeper)</w:t>
+      </w:r>
+    </w:p>
+    <w:p>
+      <w:pPr>
+        <w:spacing w:before="0" w:after="80"/>
+      </w:pPr>
+      <w:r>
+        <w:rPr>
+          <w:rFonts w:ascii="Calibri" w:hAnsi="Calibri"/>
+          <w:sz w:val="22"/>
+        </w:rPr>
+        <w:t>The filter command has a full hierarchy of short forms:</w:t>
+      </w:r>
+    </w:p>
+    <w:p>
+      <w:pPr>
+        <w:shd w:val="clear" w:color="auto" w:fill="DDEEFF"/>
+        <w:spacing w:before="40" w:after="40"/>
+        <w:ind w:left="360"/>
+      </w:pPr>
+      <w:r>
+        <w:rPr>
+          <w:rFonts w:ascii="Courier New" w:hAnsi="Courier New"/>
+          <w:sz w:val="18"/>
+        </w:rPr>
+        <w:t>f b 20m 40m         →  filter band 20m 40m</w:t>
+        <w:br/>
+        <w:t>f m FT8 CW          →  filter mode FT8 CW</w:t>
+        <w:br/>
+        <w:t>f d i VK ZL         →  filter dx include VK ZL     (d=dx, i=include)</w:t>
+        <w:br/>
+        <w:t>f d e G ON DL       →  filter dx exclude G ON DL   (d=dx, e=exclude)</w:t>
+        <w:br/>
+        <w:t>f z a 14 15         →  filter zone add 14 15       (z=zone, a=add)</w:t>
+        <w:br/>
+        <w:t>f z r 14            →  filter zone remove 14       (z=zone, r=remove)</w:t>
+        <w:br/>
+        <w:t>f z o               →  filter zone open            (z=zone, o=open)</w:t>
+        <w:br/>
+        <w:t>f z x               →  filter zone close           (z=zone, x=close)</w:t>
+        <w:br/>
+        <w:t>f z s               →  filter zone show            (z=zone, s=show)</w:t>
+        <w:br/>
+        <w:t>f s                 →  filter show</w:t>
+        <w:br/>
+        <w:t>f c                 →  filter clear</w:t>
+      </w:r>
+    </w:p>
+    <w:tbl>
+      <w:tblPr>
+        <w:tblStyle w:val="TableGrid"/>
+        <w:tblW w:type="auto" w:w="0"/>
+        <w:tblLook w:firstColumn="1" w:firstRow="1" w:lastColumn="0" w:lastRow="0" w:noHBand="0" w:noVBand="1" w:val="04A0"/>
+      </w:tblPr>
+      <w:tblGrid>
+        <w:gridCol w:w="3135"/>
+        <w:gridCol w:w="3135"/>
+        <w:gridCol w:w="3135"/>
+      </w:tblGrid>
+      <w:tr>
+        <w:tc>
+          <w:tcPr>
+            <w:tcW w:type="dxa" w:w="850"/>
+          </w:tcPr>
+          <w:p>
+            <w:pPr>
+              <w:shd w:val="clear" w:color="auto" w:fill="BDD7EE"/>
+            </w:pPr>
+            <w:r>
+              <w:rPr>
+                <w:rFonts w:ascii="Calibri" w:hAnsi="Calibri"/>
+                <w:b/>
+                <w:sz w:val="20"/>
+              </w:rPr>
+              <w:t>Short</w:t>
+            </w:r>
+          </w:p>
+        </w:tc>
+        <w:tc>
+          <w:tcPr>
+            <w:tcW w:type="dxa" w:w="1417"/>
+          </w:tcPr>
+          <w:p>
+            <w:pPr>
+              <w:shd w:val="clear" w:color="auto" w:fill="BDD7EE"/>
+            </w:pPr>
+            <w:r>
+              <w:rPr>
+                <w:rFonts w:ascii="Calibri" w:hAnsi="Calibri"/>
+                <w:b/>
+                <w:sz w:val="20"/>
+              </w:rPr>
+              <w:t>Full</w:t>
+            </w:r>
+          </w:p>
+        </w:tc>
+        <w:tc>
+          <w:tcPr>
+            <w:tcW w:type="dxa" w:w="6803"/>
+          </w:tcPr>
+          <w:p>
+            <w:pPr>
+              <w:shd w:val="clear" w:color="auto" w:fill="BDD7EE"/>
+            </w:pPr>
+            <w:r>
+              <w:rPr>
+                <w:rFonts w:ascii="Calibri" w:hAnsi="Calibri"/>
+                <w:b/>
+                <w:sz w:val="20"/>
+              </w:rPr>
+              <w:t>Description</w:t>
+            </w:r>
+          </w:p>
+        </w:tc>
+      </w:tr>
+      <w:tr>
+        <w:tc>
+          <w:tcPr>
+            <w:tcW w:type="dxa" w:w="850"/>
+          </w:tcPr>
+          <w:p>
+            <w:r>
+              <w:rPr>
+                <w:rFonts w:ascii="Courier New" w:hAnsi="Courier New"/>
+                <w:sz w:val="18"/>
+              </w:rPr>
+              <w:t>b</w:t>
+            </w:r>
+          </w:p>
+        </w:tc>
+        <w:tc>
+          <w:tcPr>
+            <w:tcW w:type="dxa" w:w="1417"/>
+          </w:tcPr>
+          <w:p>
+            <w:r>
+              <w:rPr>
+                <w:rFonts w:ascii="Courier New" w:hAnsi="Courier New"/>
+                <w:sz w:val="18"/>
+              </w:rPr>
+              <w:t>band</w:t>
+            </w:r>
+          </w:p>
+        </w:tc>
+        <w:tc>
+          <w:tcPr>
+            <w:tcW w:type="dxa" w:w="6803"/>
+          </w:tcPr>
+          <w:p>
+            <w:r>
+              <w:rPr>
+                <w:rFonts w:ascii="Calibri" w:hAnsi="Calibri"/>
+                <w:sz w:val="20"/>
+              </w:rPr>
+              <w:t>Filter by band</w:t>
+            </w:r>
+          </w:p>
+        </w:tc>
+      </w:tr>
+      <w:tr>
+        <w:tc>
+          <w:tcPr>
+            <w:tcW w:type="dxa" w:w="850"/>
+          </w:tcPr>
+          <w:p>
+            <w:r>
+              <w:rPr>
+                <w:rFonts w:ascii="Courier New" w:hAnsi="Courier New"/>
+                <w:sz w:val="18"/>
+              </w:rPr>
+              <w:t>m</w:t>
+            </w:r>
+          </w:p>
+        </w:tc>
+        <w:tc>
+          <w:tcPr>
+            <w:tcW w:type="dxa" w:w="1417"/>
+          </w:tcPr>
+          <w:p>
+            <w:r>
+              <w:rPr>
+                <w:rFonts w:ascii="Courier New" w:hAnsi="Courier New"/>
+                <w:sz w:val="18"/>
+              </w:rPr>
+              <w:t>mode</w:t>
+            </w:r>
+          </w:p>
+        </w:tc>
+        <w:tc>
+          <w:tcPr>
+            <w:tcW w:type="dxa" w:w="6803"/>
+          </w:tcPr>
+          <w:p>
+            <w:r>
+              <w:rPr>
+                <w:rFonts w:ascii="Calibri" w:hAnsi="Calibri"/>
+                <w:sz w:val="20"/>
+              </w:rPr>
+              <w:t>Filter by mode</w:t>
+            </w:r>
+          </w:p>
+        </w:tc>
+      </w:tr>
+      <w:tr>
+        <w:tc>
+          <w:tcPr>
+            <w:tcW w:type="dxa" w:w="850"/>
+          </w:tcPr>
+          <w:p>
+            <w:r>
+              <w:rPr>
+                <w:rFonts w:ascii="Courier New" w:hAnsi="Courier New"/>
+                <w:sz w:val="18"/>
+              </w:rPr>
+              <w:t>z</w:t>
+            </w:r>
+          </w:p>
+        </w:tc>
+        <w:tc>
+          <w:tcPr>
+            <w:tcW w:type="dxa" w:w="1417"/>
+          </w:tcPr>
+          <w:p>
+            <w:r>
+              <w:rPr>
+                <w:rFonts w:ascii="Courier New" w:hAnsi="Courier New"/>
+                <w:sz w:val="18"/>
+              </w:rPr>
+              <w:t>zone</w:t>
+            </w:r>
+          </w:p>
+        </w:tc>
+        <w:tc>
+          <w:tcPr>
+            <w:tcW w:type="dxa" w:w="6803"/>
+          </w:tcPr>
+          <w:p>
+            <w:r>
+              <w:rPr>
+                <w:rFonts w:ascii="Calibri" w:hAnsi="Calibri"/>
+                <w:sz w:val="20"/>
+              </w:rPr>
+              <w:t>Filter by DX station CQ zone</w:t>
+            </w:r>
+          </w:p>
+        </w:tc>
+      </w:tr>
+      <w:tr>
+        <w:tc>
+          <w:tcPr>
+            <w:tcW w:type="dxa" w:w="850"/>
+          </w:tcPr>
+          <w:p>
+            <w:r>
+              <w:rPr>
+                <w:rFonts w:ascii="Courier New" w:hAnsi="Courier New"/>
+                <w:sz w:val="18"/>
+              </w:rPr>
+              <w:t>d</w:t>
+            </w:r>
+          </w:p>
+        </w:tc>
+        <w:tc>
+          <w:tcPr>
+            <w:tcW w:type="dxa" w:w="1417"/>
+          </w:tcPr>
+          <w:p>
+            <w:r>
+              <w:rPr>
+                <w:rFonts w:ascii="Courier New" w:hAnsi="Courier New"/>
+                <w:sz w:val="18"/>
+              </w:rPr>
+              <w:t>dx</w:t>
+            </w:r>
+          </w:p>
+        </w:tc>
+        <w:tc>
+          <w:tcPr>
+            <w:tcW w:type="dxa" w:w="6803"/>
+          </w:tcPr>
+          <w:p>
+            <w:r>
+              <w:rPr>
+                <w:rFonts w:ascii="Calibri" w:hAnsi="Calibri"/>
+                <w:sz w:val="20"/>
+              </w:rPr>
+              <w:t>DX callsign include / exclude</w:t>
+            </w:r>
+          </w:p>
+        </w:tc>
+      </w:tr>
+      <w:tr>
+        <w:tc>
+          <w:tcPr>
+            <w:tcW w:type="dxa" w:w="850"/>
+          </w:tcPr>
+          <w:p>
+            <w:r>
+              <w:rPr>
+                <w:rFonts w:ascii="Courier New" w:hAnsi="Courier New"/>
+                <w:sz w:val="18"/>
+              </w:rPr>
+              <w:t>s</w:t>
+            </w:r>
+          </w:p>
+        </w:tc>
+        <w:tc>
+          <w:tcPr>
+            <w:tcW w:type="dxa" w:w="1417"/>
+          </w:tcPr>
+          <w:p>
+            <w:r>
+              <w:rPr>
+                <w:rFonts w:ascii="Courier New" w:hAnsi="Courier New"/>
+                <w:sz w:val="18"/>
+              </w:rPr>
+              <w:t>show</w:t>
+            </w:r>
+          </w:p>
+        </w:tc>
+        <w:tc>
+          <w:tcPr>
+            <w:tcW w:type="dxa" w:w="6803"/>
+          </w:tcPr>
+          <w:p>
+            <w:r>
+              <w:rPr>
+                <w:rFonts w:ascii="Calibri" w:hAnsi="Calibri"/>
+                <w:sz w:val="20"/>
+              </w:rPr>
+              <w:t>Show all active filters</w:t>
+            </w:r>
+          </w:p>
+        </w:tc>
+      </w:tr>
+      <w:tr>
+        <w:tc>
+          <w:tcPr>
+            <w:tcW w:type="dxa" w:w="850"/>
+          </w:tcPr>
+          <w:p>
+            <w:r>
+              <w:rPr>
+                <w:rFonts w:ascii="Courier New" w:hAnsi="Courier New"/>
+                <w:sz w:val="18"/>
+              </w:rPr>
+              <w:t>c</w:t>
+            </w:r>
+          </w:p>
+        </w:tc>
+        <w:tc>
+          <w:tcPr>
+            <w:tcW w:type="dxa" w:w="1417"/>
+          </w:tcPr>
+          <w:p>
+            <w:r>
+              <w:rPr>
+                <w:rFonts w:ascii="Courier New" w:hAnsi="Courier New"/>
+                <w:sz w:val="18"/>
+              </w:rPr>
+              <w:t>clear</w:t>
+            </w:r>
+          </w:p>
+        </w:tc>
+        <w:tc>
+          <w:tcPr>
+            <w:tcW w:type="dxa" w:w="6803"/>
+          </w:tcPr>
+          <w:p>
+            <w:r>
+              <w:rPr>
+                <w:rFonts w:ascii="Calibri" w:hAnsi="Calibri"/>
+                <w:sz w:val="20"/>
+              </w:rPr>
+              <w:t>Remove all filters</w:t>
+            </w:r>
+          </w:p>
+        </w:tc>
+      </w:tr>
+      <w:tr>
+        <w:tc>
+          <w:tcPr>
+            <w:tcW w:type="dxa" w:w="850"/>
+          </w:tcPr>
+          <w:p>
+            <w:r>
+              <w:rPr>
+                <w:rFonts w:ascii="Courier New" w:hAnsi="Courier New"/>
+                <w:sz w:val="18"/>
+              </w:rPr>
+              <w:t>a</w:t>
+            </w:r>
+          </w:p>
+        </w:tc>
+        <w:tc>
+          <w:tcPr>
+            <w:tcW w:type="dxa" w:w="1417"/>
+          </w:tcPr>
+          <w:p>
+            <w:r>
+              <w:rPr>
+                <w:rFonts w:ascii="Courier New" w:hAnsi="Courier New"/>
+                <w:sz w:val="18"/>
+              </w:rPr>
+              <w:t>add</w:t>
+            </w:r>
+          </w:p>
+        </w:tc>
+        <w:tc>
+          <w:tcPr>
+            <w:tcW w:type="dxa" w:w="6803"/>
+          </w:tcPr>
+          <w:p>
+            <w:r>
+              <w:rPr>
+                <w:rFonts w:ascii="Calibri" w:hAnsi="Calibri"/>
+                <w:sz w:val="20"/>
+              </w:rPr>
+              <w:t>(zone sub) Add zone(s) to allow list</w:t>
+            </w:r>
+          </w:p>
+        </w:tc>
+      </w:tr>
+      <w:tr>
+        <w:tc>
+          <w:tcPr>
+            <w:tcW w:type="dxa" w:w="850"/>
+          </w:tcPr>
+          <w:p>
+            <w:r>
+              <w:rPr>
+                <w:rFonts w:ascii="Courier New" w:hAnsi="Courier New"/>
+                <w:sz w:val="18"/>
+              </w:rPr>
+              <w:t>r</w:t>
+            </w:r>
+          </w:p>
+        </w:tc>
+        <w:tc>
+          <w:tcPr>
+            <w:tcW w:type="dxa" w:w="1417"/>
+          </w:tcPr>
+          <w:p>
+            <w:r>
+              <w:rPr>
+                <w:rFonts w:ascii="Courier New" w:hAnsi="Courier New"/>
+                <w:sz w:val="18"/>
+              </w:rPr>
+              <w:t>remove</w:t>
+            </w:r>
+          </w:p>
+        </w:tc>
+        <w:tc>
+          <w:tcPr>
+            <w:tcW w:type="dxa" w:w="6803"/>
+          </w:tcPr>
+          <w:p>
+            <w:r>
+              <w:rPr>
+                <w:rFonts w:ascii="Calibri" w:hAnsi="Calibri"/>
+                <w:sz w:val="20"/>
+              </w:rPr>
+              <w:t>(zone sub) Remove zone(s) from allow list</w:t>
+            </w:r>
+          </w:p>
+        </w:tc>
+      </w:tr>
+      <w:tr>
+        <w:tc>
+          <w:tcPr>
+            <w:tcW w:type="dxa" w:w="850"/>
+          </w:tcPr>
+          <w:p>
+            <w:r>
+              <w:rPr>
+                <w:rFonts w:ascii="Courier New" w:hAnsi="Courier New"/>
+                <w:sz w:val="18"/>
+              </w:rPr>
+              <w:t>o</w:t>
+            </w:r>
+          </w:p>
+        </w:tc>
+        <w:tc>
+          <w:tcPr>
+            <w:tcW w:type="dxa" w:w="1417"/>
+          </w:tcPr>
+          <w:p>
+            <w:r>
+              <w:rPr>
+                <w:rFonts w:ascii="Courier New" w:hAnsi="Courier New"/>
+                <w:sz w:val="18"/>
+              </w:rPr>
+              <w:t>open</w:t>
+            </w:r>
+          </w:p>
+        </w:tc>
+        <w:tc>
+          <w:tcPr>
+            <w:tcW w:type="dxa" w:w="6803"/>
+          </w:tcPr>
+          <w:p>
+            <w:r>
+              <w:rPr>
+                <w:rFonts w:ascii="Calibri" w:hAnsi="Calibri"/>
+                <w:sz w:val="20"/>
+              </w:rPr>
+              <w:t>(zone sub) Accept all zones</w:t>
+            </w:r>
+          </w:p>
+        </w:tc>
+      </w:tr>
+      <w:tr>
+        <w:tc>
+          <w:tcPr>
+            <w:tcW w:type="dxa" w:w="850"/>
+          </w:tcPr>
+          <w:p>
+            <w:r>
+              <w:rPr>
+                <w:rFonts w:ascii="Courier New" w:hAnsi="Courier New"/>
+                <w:sz w:val="18"/>
+              </w:rPr>
+              <w:t>x</w:t>
+            </w:r>
+          </w:p>
+        </w:tc>
+        <w:tc>
+          <w:tcPr>
+            <w:tcW w:type="dxa" w:w="1417"/>
+          </w:tcPr>
+          <w:p>
+            <w:r>
+              <w:rPr>
+                <w:rFonts w:ascii="Courier New" w:hAnsi="Courier New"/>
+                <w:sz w:val="18"/>
+              </w:rPr>
+              <w:t>close</w:t>
+            </w:r>
+          </w:p>
+        </w:tc>
+        <w:tc>
+          <w:tcPr>
+            <w:tcW w:type="dxa" w:w="6803"/>
+          </w:tcPr>
+          <w:p>
+            <w:r>
+              <w:rPr>
+                <w:rFonts w:ascii="Calibri" w:hAnsi="Calibri"/>
+                <w:sz w:val="20"/>
+              </w:rPr>
+              <w:t>(zone sub) Reject all zones</w:t>
+            </w:r>
+          </w:p>
+        </w:tc>
+      </w:tr>
+      <w:tr>
+        <w:tc>
+          <w:tcPr>
+            <w:tcW w:type="dxa" w:w="850"/>
+          </w:tcPr>
+          <w:p>
+            <w:r>
+              <w:rPr>
+                <w:rFonts w:ascii="Courier New" w:hAnsi="Courier New"/>
+                <w:sz w:val="18"/>
+              </w:rPr>
+              <w:t>i</w:t>
+            </w:r>
+          </w:p>
+        </w:tc>
+        <w:tc>
+          <w:tcPr>
+            <w:tcW w:type="dxa" w:w="1417"/>
+          </w:tcPr>
+          <w:p>
+            <w:r>
+              <w:rPr>
+                <w:rFonts w:ascii="Courier New" w:hAnsi="Courier New"/>
+                <w:sz w:val="18"/>
+              </w:rPr>
+              <w:t>include</w:t>
+            </w:r>
+          </w:p>
+        </w:tc>
+        <w:tc>
+          <w:tcPr>
+            <w:tcW w:type="dxa" w:w="6803"/>
+          </w:tcPr>
+          <w:p>
+            <w:r>
+              <w:rPr>
+                <w:rFonts w:ascii="Calibri" w:hAnsi="Calibri"/>
+                <w:sz w:val="20"/>
+              </w:rPr>
+              <w:t>(dx sub)   Include these prefixes only</w:t>
+            </w:r>
+          </w:p>
+        </w:tc>
+      </w:tr>
+      <w:tr>
+        <w:tc>
+          <w:tcPr>
+            <w:tcW w:type="dxa" w:w="850"/>
+          </w:tcPr>
+          <w:p>
+            <w:r>
+              <w:rPr>
+                <w:rFonts w:ascii="Courier New" w:hAnsi="Courier New"/>
+                <w:sz w:val="18"/>
+              </w:rPr>
+              <w:t>e</w:t>
+            </w:r>
+          </w:p>
+        </w:tc>
+        <w:tc>
+          <w:tcPr>
+            <w:tcW w:type="dxa" w:w="1417"/>
+          </w:tcPr>
+          <w:p>
+            <w:r>
+              <w:rPr>
+                <w:rFonts w:ascii="Courier New" w:hAnsi="Courier New"/>
+                <w:sz w:val="18"/>
+              </w:rPr>
+              <w:t>exclude</w:t>
+            </w:r>
+          </w:p>
+        </w:tc>
+        <w:tc>
+          <w:tcPr>
+            <w:tcW w:type="dxa" w:w="6803"/>
+          </w:tcPr>
+          <w:p>
+            <w:r>
+              <w:rPr>
+                <w:rFonts w:ascii="Calibri" w:hAnsi="Calibri"/>
+                <w:sz w:val="20"/>
+              </w:rPr>
+              <w:t>(dx sub)   Exclude these prefixes</w:t>
+            </w:r>
+          </w:p>
+        </w:tc>
+      </w:tr>
+    </w:tbl>
+    <w:p>
+      <w:pPr>
+        <w:spacing w:before="0" w:after="80"/>
+      </w:pPr>
+    </w:p>
+    <w:p>
+      <w:pPr>
+        <w:pStyle w:val="Heading3"/>
+        <w:spacing w:before="160" w:after="80"/>
+      </w:pPr>
+      <w:r>
+        <w:t>callbook  k  (sub-commands: s  sh)</w:t>
+      </w:r>
+    </w:p>
+    <w:tbl>
+      <w:tblPr>
+        <w:tblStyle w:val="TableGrid"/>
+        <w:tblW w:type="auto" w:w="0"/>
+        <w:tblLook w:firstColumn="1" w:firstRow="1" w:lastColumn="0" w:lastRow="0" w:noHBand="0" w:noVBand="1" w:val="04A0"/>
+      </w:tblPr>
+      <w:tblGrid>
+        <w:gridCol w:w="2351"/>
+        <w:gridCol w:w="2351"/>
+        <w:gridCol w:w="2351"/>
+        <w:gridCol w:w="2351"/>
+      </w:tblGrid>
+      <w:tr>
+        <w:tc>
+          <w:tcPr>
+            <w:tcW w:type="dxa" w:w="680"/>
+          </w:tcPr>
+          <w:p>
+            <w:pPr>
+              <w:shd w:val="clear" w:color="auto" w:fill="BDD7EE"/>
+            </w:pPr>
+            <w:r>
+              <w:rPr>
+                <w:rFonts w:ascii="Calibri" w:hAnsi="Calibri"/>
+                <w:b/>
+                <w:sz w:val="20"/>
+              </w:rPr>
+              <w:t>Short</w:t>
+            </w:r>
+          </w:p>
+        </w:tc>
+        <w:tc>
+          <w:tcPr>
+            <w:tcW w:type="dxa" w:w="1020"/>
+          </w:tcPr>
+          <w:p>
+            <w:pPr>
+              <w:shd w:val="clear" w:color="auto" w:fill="BDD7EE"/>
+            </w:pPr>
+            <w:r>
+              <w:rPr>
+                <w:rFonts w:ascii="Calibri" w:hAnsi="Calibri"/>
+                <w:b/>
+                <w:sz w:val="20"/>
+              </w:rPr>
+              <w:t>Full</w:t>
+            </w:r>
+          </w:p>
+        </w:tc>
+        <w:tc>
+          <w:tcPr>
+            <w:tcW w:type="dxa" w:w="2835"/>
+          </w:tcPr>
+          <w:p>
+            <w:pPr>
+              <w:shd w:val="clear" w:color="auto" w:fill="BDD7EE"/>
+            </w:pPr>
+            <w:r>
+              <w:rPr>
+                <w:rFonts w:ascii="Calibri" w:hAnsi="Calibri"/>
+                <w:b/>
+                <w:sz w:val="20"/>
+              </w:rPr>
+              <w:t>Example</w:t>
+            </w:r>
+          </w:p>
+        </w:tc>
+        <w:tc>
+          <w:tcPr>
+            <w:tcW w:type="dxa" w:w="4535"/>
+          </w:tcPr>
+          <w:p>
+            <w:pPr>
+              <w:shd w:val="clear" w:color="auto" w:fill="BDD7EE"/>
+            </w:pPr>
+            <w:r>
+              <w:rPr>
+                <w:rFonts w:ascii="Calibri" w:hAnsi="Calibri"/>
+                <w:b/>
+                <w:sz w:val="20"/>
+              </w:rPr>
+              <w:t>Effect</w:t>
+            </w:r>
+          </w:p>
+        </w:tc>
+      </w:tr>
+      <w:tr>
+        <w:tc>
+          <w:tcPr>
+            <w:tcW w:type="dxa" w:w="680"/>
+          </w:tcPr>
+          <w:p>
+            <w:r>
+              <w:rPr>
+                <w:rFonts w:ascii="Courier New" w:hAnsi="Courier New"/>
+                <w:sz w:val="18"/>
+              </w:rPr>
+              <w:t>s</w:t>
+            </w:r>
+          </w:p>
+        </w:tc>
+        <w:tc>
+          <w:tcPr>
+            <w:tcW w:type="dxa" w:w="1020"/>
+          </w:tcPr>
+          <w:p>
+            <w:r>
+              <w:rPr>
+                <w:rFonts w:ascii="Courier New" w:hAnsi="Courier New"/>
+                <w:sz w:val="18"/>
+              </w:rPr>
+              <w:t>set</w:t>
+            </w:r>
+          </w:p>
+        </w:tc>
+        <w:tc>
+          <w:tcPr>
+            <w:tcW w:type="dxa" w:w="2835"/>
+          </w:tcPr>
+          <w:p>
+            <w:r>
+              <w:rPr>
+                <w:rFonts w:ascii="Courier New" w:hAnsi="Courier New"/>
+                <w:sz w:val="18"/>
+              </w:rPr>
+              <w:t>k s hamqth &lt;user&gt; &lt;pass&gt;</w:t>
+            </w:r>
+          </w:p>
+        </w:tc>
+        <w:tc>
+          <w:tcPr>
+            <w:tcW w:type="dxa" w:w="4535"/>
+          </w:tcPr>
+          <w:p>
+            <w:r>
+              <w:rPr>
+                <w:rFonts w:ascii="Calibri" w:hAnsi="Calibri"/>
+                <w:sz w:val="20"/>
+              </w:rPr>
+              <w:t>Store HamQTH credentials</w:t>
+            </w:r>
+          </w:p>
+        </w:tc>
+      </w:tr>
+      <w:tr>
+        <w:tc>
+          <w:tcPr>
+            <w:tcW w:type="dxa" w:w="680"/>
+          </w:tcPr>
+          <w:p>
+            <w:r>
+              <w:rPr>
+                <w:rFonts w:ascii="Courier New" w:hAnsi="Courier New"/>
+                <w:sz w:val="18"/>
+              </w:rPr>
+              <w:t>s</w:t>
+            </w:r>
+          </w:p>
+        </w:tc>
+        <w:tc>
+          <w:tcPr>
+            <w:tcW w:type="dxa" w:w="1020"/>
+          </w:tcPr>
+          <w:p>
+            <w:r>
+              <w:rPr>
+                <w:rFonts w:ascii="Courier New" w:hAnsi="Courier New"/>
+                <w:sz w:val="18"/>
+              </w:rPr>
+              <w:t>set</w:t>
+            </w:r>
+          </w:p>
+        </w:tc>
+        <w:tc>
+          <w:tcPr>
+            <w:tcW w:type="dxa" w:w="2835"/>
+          </w:tcPr>
+          <w:p>
+            <w:r>
+              <w:rPr>
+                <w:rFonts w:ascii="Courier New" w:hAnsi="Courier New"/>
+                <w:sz w:val="18"/>
+              </w:rPr>
+              <w:t>k s qrz &lt;user&gt; &lt;pass&gt;</w:t>
+            </w:r>
+          </w:p>
+        </w:tc>
+        <w:tc>
+          <w:tcPr>
+            <w:tcW w:type="dxa" w:w="4535"/>
+          </w:tcPr>
+          <w:p>
+            <w:r>
+              <w:rPr>
+                <w:rFonts w:ascii="Calibri" w:hAnsi="Calibri"/>
+                <w:sz w:val="20"/>
+              </w:rPr>
+              <w:t>Store QRZ.com credentials</w:t>
+            </w:r>
+          </w:p>
+        </w:tc>
+      </w:tr>
+      <w:tr>
+        <w:tc>
+          <w:tcPr>
+            <w:tcW w:type="dxa" w:w="680"/>
+          </w:tcPr>
+          <w:p>
+            <w:r>
+              <w:rPr>
+                <w:rFonts w:ascii="Courier New" w:hAnsi="Courier New"/>
+                <w:sz w:val="18"/>
+              </w:rPr>
+              <w:t>sh</w:t>
+            </w:r>
+          </w:p>
+        </w:tc>
+        <w:tc>
+          <w:tcPr>
+            <w:tcW w:type="dxa" w:w="1020"/>
+          </w:tcPr>
+          <w:p>
+            <w:r>
+              <w:rPr>
+                <w:rFonts w:ascii="Courier New" w:hAnsi="Courier New"/>
+                <w:sz w:val="18"/>
+              </w:rPr>
+              <w:t>show</w:t>
+            </w:r>
+          </w:p>
+        </w:tc>
+        <w:tc>
+          <w:tcPr>
+            <w:tcW w:type="dxa" w:w="2835"/>
+          </w:tcPr>
+          <w:p>
+            <w:r>
+              <w:rPr>
+                <w:rFonts w:ascii="Courier New" w:hAnsi="Courier New"/>
+                <w:sz w:val="18"/>
+              </w:rPr>
+              <w:t>k sh</w:t>
+            </w:r>
+          </w:p>
+        </w:tc>
+        <w:tc>
+          <w:tcPr>
+            <w:tcW w:type="dxa" w:w="4535"/>
+          </w:tcPr>
+          <w:p>
+            <w:r>
+              <w:rPr>
+                <w:rFonts w:ascii="Calibri" w:hAnsi="Calibri"/>
+                <w:sz w:val="20"/>
+              </w:rPr>
+              <w:t>Show which services are configured</w:t>
+            </w:r>
+          </w:p>
+        </w:tc>
+      </w:tr>
+    </w:tbl>
+    <w:p>
+      <w:pPr>
+        <w:spacing w:before="0" w:after="80"/>
+      </w:pPr>
+    </w:p>
+    <w:p>
+      <w:pPr>
+        <w:pStyle w:val="Heading2"/>
+        <w:spacing w:before="160" w:after="80"/>
+      </w:pPr>
+      <w:r>
+        <w:t>13.3  Worked Example — Full Session Using Aliases</w:t>
+      </w:r>
+    </w:p>
+    <w:p>
+      <w:pPr>
+        <w:spacing w:before="0" w:after="80"/>
+      </w:pPr>
+      <w:r>
+        <w:rPr>
+          <w:rFonts w:ascii="Calibri" w:hAnsi="Calibri"/>
+          <w:sz w:val="22"/>
+        </w:rPr>
+        <w:t>The following illustrates a typical operating session using only short forms:</w:t>
+      </w:r>
+    </w:p>
+    <w:p>
+      <w:pPr>
+        <w:shd w:val="clear" w:color="auto" w:fill="DDEEFF"/>
+        <w:spacing w:before="40" w:after="40"/>
+        <w:ind w:left="360"/>
+      </w:pPr>
+      <w:r>
+        <w:rPr>
+          <w:rFonts w:ascii="Courier New" w:hAnsi="Courier New"/>
+          <w:sz w:val="18"/>
+        </w:rPr>
+        <w:t>c dxsummit G0ABC     # connect to DX Summit cluster as G0ABC</w:t>
+        <w:br/>
+        <w:t>s                    # start streaming spots</w:t>
+        <w:br/>
+        <w:t>f b 20m              # filter to 20m only</w:t>
+        <w:br/>
+        <w:t>f m FT8              # add FT8 mode filter</w:t>
+        <w:br/>
+        <w:t>/ p VK               # search for all Australian spots in last 24h</w:t>
+        <w:br/>
+        <w:t>k VK3IO              # look up VK3IO on HamQTH</w:t>
+        <w:br/>
+        <w:t>u GM3WOJ             # offline DXCC check for GM3WOJ</w:t>
+        <w:br/>
+        <w:t>w VK3IO              # mark VK3IO as worked</w:t>
+        <w:br/>
+        <w:t>f c                  # clear all filters to see everything</w:t>
+        <w:br/>
+        <w:t>v                    # save settings</w:t>
+        <w:br/>
+        <w:t>q                    # quit</w:t>
+      </w:r>
+    </w:p>
     <w:sectPr>
       <w:pgSz w:w="12240" w:h="15840"/>
       <w:pgMar w:top="1417" w:right="1417" w:bottom="1417" w:left="1417" w:header="720" w:footer="720" w:gutter="0"/>

--- a/DXClusterSpots_User_Manual.docx
+++ b/DXClusterSpots_User_Manual.docx
@@ -7887,6 +7887,19 @@
     </w:p>
     <w:p>
       <w:pPr>
+        <w:spacing w:before="0" w:after="80"/>
+      </w:pPr>
+      <w:r>
+        <w:rPr>
+          <w:rFonts w:ascii="Calibri" w:hAnsi="Calibri"/>
+          <w:b w:val="0"/>
+          <w:sz w:val="22"/>
+        </w:rPr>
+        <w:t>Important: filters only affect what is shown in the live spot pane. Every spot received from the cluster is always written to the 24-hour rolling log regardless of active filters. This means search commands (search freq, search call, search prefix) always cover the full 24-hour history — even spots that were never displayed because a filter was active when they arrived.</w:t>
+      </w:r>
+    </w:p>
+    <w:p>
+      <w:pPr>
         <w:pStyle w:val="Heading2"/>
         <w:spacing w:before="160" w:after="80"/>
       </w:pPr>
@@ -8242,7 +8255,46 @@
           <w:rFonts w:ascii="Calibri" w:hAnsi="Calibri"/>
           <w:sz w:val="22"/>
         </w:rPr>
-        <w:t>Every spot received while the application is running is stored in an in-memory rolling log and simultaneously appended to a NDJSON file on disk. The log retains all spots from the last 24 hours; older spots are purged automatically each time a new spot is received.</w:t>
+        <w:t>Every spot received from the cluster is written to the 24-hour rolling log and to the on-disk NDJSON file regardless of any display filters that are active. The display filters only control which spots appear in the live spot pane — they never prevent a spot from being logged. This design ensures that:</w:t>
+      </w:r>
+    </w:p>
+    <w:p>
+      <w:pPr>
+        <w:spacing w:before="0" w:after="80"/>
+      </w:pPr>
+      <w:r>
+        <w:rPr>
+          <w:rFonts w:ascii="Calibri" w:hAnsi="Calibri"/>
+          <w:b w:val="0"/>
+          <w:sz w:val="22"/>
+        </w:rPr>
+        <w:t>•  Search commands always operate on the complete 24-hour history, even if a narrow filter was active when spots arrived.</w:t>
+      </w:r>
+    </w:p>
+    <w:p>
+      <w:pPr>
+        <w:spacing w:before="0" w:after="80"/>
+      </w:pPr>
+      <w:r>
+        <w:rPr>
+          <w:rFonts w:ascii="Calibri" w:hAnsi="Calibri"/>
+          <w:b w:val="0"/>
+          <w:sz w:val="22"/>
+        </w:rPr>
+        <w:t>•  Changing or clearing a filter mid-session never discards historical data — spots that were hidden are immediately searchable after the filter is cleared.</w:t>
+      </w:r>
+    </w:p>
+    <w:p>
+      <w:pPr>
+        <w:spacing w:before="0" w:after="80"/>
+      </w:pPr>
+      <w:r>
+        <w:rPr>
+          <w:rFonts w:ascii="Calibri" w:hAnsi="Calibri"/>
+          <w:b w:val="0"/>
+          <w:sz w:val="22"/>
+        </w:rPr>
+        <w:t>•  The on-disk NDJSON file contains every spot, making it suitable for post-session analysis regardless of what filters were in use during the session.</w:t>
       </w:r>
     </w:p>
     <w:p>
@@ -8263,7 +8315,7 @@
           <w:rFonts w:ascii="Calibri" w:hAnsi="Calibri"/>
           <w:sz w:val="22"/>
         </w:rPr>
-        <w:t>The in-memory log is implemented as a circular buffer that stores up to approximately 5,000–10,000 spots depending on activity levels. Spots are indexed by received time and are available for search commands without any disk access.</w:t>
+        <w:t>The in-memory log stores all spots received during the session, independently of any display filters. It holds up to approximately 5,000–10,000 spots (depending on activity levels) and is indexed by received time. Spots older than 24 hours are purged automatically whenever new spots arrive, keeping memory use bounded.</w:t>
       </w:r>
     </w:p>
     <w:p>
@@ -8413,7 +8465,7 @@
           <w:rFonts w:ascii="Calibri" w:hAnsi="Calibri"/>
           <w:sz w:val="22"/>
         </w:rPr>
-        <w:t>Search results always cover the full 24-hour window, regardless of active filters. Results are sorted by time (oldest first) and formatted using the same column layout as the live spot display.</w:t>
+        <w:t>Search results always cover the full 24-hour window because all spots are logged regardless of active display filters. Results are sorted by time (oldest first) and formatted using the same column layout as the live spot display. Spots that were hidden by a filter when they arrived are fully included in search results.</w:t>
       </w:r>
     </w:p>
     <w:p>
@@ -13500,6 +13552,368 @@
         <w:t>v                    # save settings</w:t>
         <w:br/>
         <w:t>q                    # quit</w:t>
+      </w:r>
+    </w:p>
+    <w:p>
+      <w:r>
+        <w:br w:type="page"/>
+      </w:r>
+    </w:p>
+    <w:p>
+      <w:pPr>
+        <w:pStyle w:val="Heading1"/>
+        <w:spacing w:before="240" w:after="80"/>
+      </w:pPr>
+      <w:r>
+        <w:t>14.  Log and Display Filter Architecture</w:t>
+      </w:r>
+    </w:p>
+    <w:p>
+      <w:pPr>
+        <w:spacing w:before="0" w:after="80"/>
+      </w:pPr>
+      <w:r>
+        <w:rPr>
+          <w:rFonts w:ascii="Calibri" w:hAnsi="Calibri"/>
+          <w:sz w:val="22"/>
+        </w:rPr>
+        <w:t>This section explains the relationship between the spot log, the display filters, and the search commands. Understanding this architecture helps make the most of the filtering and search features.</w:t>
+      </w:r>
+    </w:p>
+    <w:p>
+      <w:pPr>
+        <w:pStyle w:val="Heading2"/>
+        <w:spacing w:before="160" w:after="80"/>
+      </w:pPr>
+      <w:r>
+        <w:t>14.1  Two Separate Pipelines</w:t>
+      </w:r>
+    </w:p>
+    <w:p>
+      <w:pPr>
+        <w:spacing w:before="0" w:after="80"/>
+      </w:pPr>
+      <w:r>
+        <w:rPr>
+          <w:rFonts w:ascii="Calibri" w:hAnsi="Calibri"/>
+          <w:sz w:val="22"/>
+        </w:rPr>
+        <w:t>When a spot arrives from the cluster it passes through two independent pipelines:</w:t>
+      </w:r>
+    </w:p>
+    <w:tbl>
+      <w:tblPr>
+        <w:tblStyle w:val="TableGrid"/>
+        <w:tblW w:type="auto" w:w="0"/>
+        <w:tblLook w:firstColumn="1" w:firstRow="1" w:lastColumn="0" w:lastRow="0" w:noHBand="0" w:noVBand="1" w:val="04A0"/>
+      </w:tblPr>
+      <w:tblGrid>
+        <w:gridCol w:w="4703"/>
+        <w:gridCol w:w="4703"/>
+      </w:tblGrid>
+      <w:tr>
+        <w:tc>
+          <w:tcPr>
+            <w:tcW w:type="dxa" w:w="2268"/>
+          </w:tcPr>
+          <w:p>
+            <w:pPr>
+              <w:shd w:val="clear" w:color="auto" w:fill="BDD7EE"/>
+            </w:pPr>
+            <w:r>
+              <w:rPr>
+                <w:rFonts w:ascii="Calibri" w:hAnsi="Calibri"/>
+                <w:b/>
+                <w:sz w:val="20"/>
+              </w:rPr>
+              <w:t>Pipeline</w:t>
+            </w:r>
+          </w:p>
+        </w:tc>
+        <w:tc>
+          <w:tcPr>
+            <w:tcW w:type="dxa" w:w="6803"/>
+          </w:tcPr>
+          <w:p>
+            <w:pPr>
+              <w:shd w:val="clear" w:color="auto" w:fill="BDD7EE"/>
+            </w:pPr>
+            <w:r>
+              <w:rPr>
+                <w:rFonts w:ascii="Calibri" w:hAnsi="Calibri"/>
+                <w:b/>
+                <w:sz w:val="20"/>
+              </w:rPr>
+              <w:t>Behaviour</w:t>
+            </w:r>
+          </w:p>
+        </w:tc>
+      </w:tr>
+      <w:tr>
+        <w:tc>
+          <w:tcPr>
+            <w:tcW w:type="dxa" w:w="2268"/>
+          </w:tcPr>
+          <w:p>
+            <w:r>
+              <w:rPr>
+                <w:rFonts w:ascii="Calibri" w:hAnsi="Calibri"/>
+                <w:sz w:val="20"/>
+              </w:rPr>
+              <w:t>Logging pipeline</w:t>
+            </w:r>
+          </w:p>
+        </w:tc>
+        <w:tc>
+          <w:tcPr>
+            <w:tcW w:type="dxa" w:w="6803"/>
+          </w:tcPr>
+          <w:p>
+            <w:r>
+              <w:rPr>
+                <w:rFonts w:ascii="Calibri" w:hAnsi="Calibri"/>
+                <w:sz w:val="20"/>
+              </w:rPr>
+              <w:t>Every spot is appended to the in-memory rolling log and the on-disk NDJSON file unconditionally. No filter is applied. The log always contains the complete 24-hour history of every spot received.</w:t>
+            </w:r>
+          </w:p>
+        </w:tc>
+      </w:tr>
+      <w:tr>
+        <w:tc>
+          <w:tcPr>
+            <w:tcW w:type="dxa" w:w="2268"/>
+          </w:tcPr>
+          <w:p>
+            <w:r>
+              <w:rPr>
+                <w:rFonts w:ascii="Calibri" w:hAnsi="Calibri"/>
+                <w:sz w:val="20"/>
+              </w:rPr>
+              <w:t>Display pipeline</w:t>
+            </w:r>
+          </w:p>
+        </w:tc>
+        <w:tc>
+          <w:tcPr>
+            <w:tcW w:type="dxa" w:w="6803"/>
+          </w:tcPr>
+          <w:p>
+            <w:r>
+              <w:rPr>
+                <w:rFonts w:ascii="Calibri" w:hAnsi="Calibri"/>
+                <w:sz w:val="20"/>
+              </w:rPr>
+              <w:t>The spot is tested against the active display filter (self._display_filter). If the spot does not match, it is silently discarded from the output pane. If it does match (or no filter is active), it is rendered to the live spot pane.</w:t>
+            </w:r>
+          </w:p>
+        </w:tc>
+      </w:tr>
+    </w:tbl>
+    <w:p>
+      <w:pPr>
+        <w:spacing w:before="0" w:after="80"/>
+      </w:pPr>
+    </w:p>
+    <w:p>
+      <w:pPr>
+        <w:spacing w:before="0" w:after="80"/>
+      </w:pPr>
+      <w:r>
+        <w:rPr>
+          <w:rFonts w:ascii="Calibri" w:hAnsi="Calibri"/>
+          <w:sz w:val="22"/>
+        </w:rPr>
+        <w:t>The display filter is updated immediately whenever you issue a filter command. The logging pipeline is never affected by filter changes.</w:t>
+      </w:r>
+    </w:p>
+    <w:p>
+      <w:pPr>
+        <w:pStyle w:val="Heading2"/>
+        <w:spacing w:before="160" w:after="80"/>
+      </w:pPr>
+      <w:r>
+        <w:t>14.2  Effect on Search</w:t>
+      </w:r>
+    </w:p>
+    <w:p>
+      <w:pPr>
+        <w:spacing w:before="0" w:after="80"/>
+      </w:pPr>
+      <w:r>
+        <w:rPr>
+          <w:rFonts w:ascii="Calibri" w:hAnsi="Calibri"/>
+          <w:sz w:val="22"/>
+        </w:rPr>
+        <w:t>Because logging is unconditional, search commands always operate on the complete 24-hour history:</w:t>
+      </w:r>
+    </w:p>
+    <w:p>
+      <w:pPr>
+        <w:pStyle w:val="ListBullet"/>
+        <w:spacing w:before="0" w:after="40"/>
+      </w:pPr>
+      <w:r>
+        <w:rPr>
+          <w:rFonts w:ascii="Calibri" w:hAnsi="Calibri"/>
+          <w:sz w:val="22"/>
+        </w:rPr>
+        <w:t>search freq finds spots on that frequency even if a band filter was active when the spots arrived.</w:t>
+      </w:r>
+    </w:p>
+    <w:p>
+      <w:pPr>
+        <w:pStyle w:val="ListBullet"/>
+        <w:spacing w:before="0" w:after="40"/>
+      </w:pPr>
+      <w:r>
+        <w:rPr>
+          <w:rFonts w:ascii="Calibri" w:hAnsi="Calibri"/>
+          <w:sz w:val="22"/>
+        </w:rPr>
+        <w:t>search call finds spots from a callsign even if it was in the exclude list at the time.</w:t>
+      </w:r>
+    </w:p>
+    <w:p>
+      <w:pPr>
+        <w:pStyle w:val="ListBullet"/>
+        <w:spacing w:before="0" w:after="40"/>
+      </w:pPr>
+      <w:r>
+        <w:rPr>
+          <w:rFonts w:ascii="Calibri" w:hAnsi="Calibri"/>
+          <w:sz w:val="22"/>
+        </w:rPr>
+        <w:t>search prefix finds spots from a DXCC entity even if a zone filter was blocking that region.</w:t>
+      </w:r>
+    </w:p>
+    <w:p>
+      <w:pPr>
+        <w:spacing w:before="0" w:after="80"/>
+      </w:pPr>
+      <w:r>
+        <w:rPr>
+          <w:rFonts w:ascii="Calibri" w:hAnsi="Calibri"/>
+          <w:sz w:val="22"/>
+        </w:rPr>
+        <w:t>In other words, you never lose historical spot data by activating a filter. This allows a common workflow: run with a narrow filter during a contest, then clear the filter and search the full log afterwards to see what you missed.</w:t>
+      </w:r>
+    </w:p>
+    <w:p>
+      <w:pPr>
+        <w:pStyle w:val="Heading2"/>
+        <w:spacing w:before="160" w:after="80"/>
+      </w:pPr>
+      <w:r>
+        <w:t>14.3  Practical Example</w:t>
+      </w:r>
+    </w:p>
+    <w:p>
+      <w:pPr>
+        <w:spacing w:before="0" w:after="80"/>
+      </w:pPr>
+      <w:r>
+        <w:rPr>
+          <w:rFonts w:ascii="Calibri" w:hAnsi="Calibri"/>
+          <w:sz w:val="22"/>
+        </w:rPr>
+        <w:t>Scenario: you want to work VK on 40m FT8, so you set a narrow filter:</w:t>
+      </w:r>
+    </w:p>
+    <w:p>
+      <w:pPr>
+        <w:shd w:val="clear" w:color="auto" w:fill="DDEEFF"/>
+        <w:spacing w:before="40" w:after="40"/>
+        <w:ind w:left="360"/>
+      </w:pPr>
+      <w:r>
+        <w:rPr>
+          <w:rFonts w:ascii="Courier New" w:hAnsi="Courier New"/>
+          <w:sz w:val="18"/>
+        </w:rPr>
+        <w:t>f b 40m          # show only 40m spots</w:t>
+        <w:br/>
+        <w:t>f m FT8          # show only FT8</w:t>
+        <w:br/>
+        <w:t>s                # start streaming</w:t>
+      </w:r>
+    </w:p>
+    <w:p>
+      <w:pPr>
+        <w:spacing w:before="0" w:after="80"/>
+      </w:pPr>
+      <w:r>
+        <w:rPr>
+          <w:rFonts w:ascii="Calibri" w:hAnsi="Calibri"/>
+          <w:sz w:val="22"/>
+        </w:rPr>
+        <w:t>After an hour, VK3IO appears on 20m SSB. It is hidden by your filter and does not appear in the live pane. Later, you remember you also wanted to check for VK activity on other bands. You search:</w:t>
+      </w:r>
+    </w:p>
+    <w:p>
+      <w:pPr>
+        <w:shd w:val="clear" w:color="auto" w:fill="DDEEFF"/>
+        <w:spacing w:before="40" w:after="40"/>
+        <w:ind w:left="360"/>
+      </w:pPr>
+      <w:r>
+        <w:rPr>
+          <w:rFonts w:ascii="Courier New" w:hAnsi="Courier New"/>
+          <w:sz w:val="18"/>
+        </w:rPr>
+        <w:t>/ p VK</w:t>
+      </w:r>
+    </w:p>
+    <w:p>
+      <w:pPr>
+        <w:spacing w:before="0" w:after="80"/>
+      </w:pPr>
+      <w:r>
+        <w:rPr>
+          <w:rFonts w:ascii="Calibri" w:hAnsi="Calibri"/>
+          <w:sz w:val="22"/>
+        </w:rPr>
+        <w:t>The search returns every VK spot from the last 24 hours including VK3IO on 20m SSB, because it was logged even though it was never displayed. You can then do a callbook lookup:</w:t>
+      </w:r>
+    </w:p>
+    <w:p>
+      <w:pPr>
+        <w:shd w:val="clear" w:color="auto" w:fill="DDEEFF"/>
+        <w:spacing w:before="40" w:after="40"/>
+        <w:ind w:left="360"/>
+      </w:pPr>
+      <w:r>
+        <w:rPr>
+          <w:rFonts w:ascii="Courier New" w:hAnsi="Courier New"/>
+          <w:sz w:val="18"/>
+        </w:rPr>
+        <w:t>k VK3IO</w:t>
+      </w:r>
+    </w:p>
+    <w:p>
+      <w:pPr>
+        <w:spacing w:before="0" w:after="80"/>
+      </w:pPr>
+      <w:r>
+        <w:rPr>
+          <w:rFonts w:ascii="Calibri" w:hAnsi="Calibri"/>
+          <w:sz w:val="22"/>
+        </w:rPr>
+        <w:t>And if you want to open the filter to see all bands and modes again:</w:t>
+      </w:r>
+    </w:p>
+    <w:p>
+      <w:pPr>
+        <w:shd w:val="clear" w:color="auto" w:fill="DDEEFF"/>
+        <w:spacing w:before="40" w:after="40"/>
+        <w:ind w:left="360"/>
+      </w:pPr>
+      <w:r>
+        <w:rPr>
+          <w:rFonts w:ascii="Courier New" w:hAnsi="Courier New"/>
+          <w:sz w:val="18"/>
+        </w:rPr>
+        <w:t>f c              # clear all filters — full live stream resumes</w:t>
       </w:r>
     </w:p>
     <w:sectPr>
